--- a/note/Spring Security.docx
+++ b/note/Spring Security.docx
@@ -506,7 +506,6 @@
     </w:p>
     <w:p>
       <w:pPr>
-        <w:jc w:val="center"/>
         <w:rPr>
           <w:rFonts w:asciiTheme="majorHAnsi" w:hAnsiTheme="majorHAnsi"/>
           <w:b/>
@@ -521,6 +520,224 @@
           <w:bCs/>
           <w:lang w:val="en-GB"/>
         </w:rPr>
+        <w:t>In what ways we can secure the rest API's.</w:t>
+      </w:r>
+    </w:p>
+    <w:p>
+      <w:pPr>
+        <w:pStyle w:val="NormalWeb"/>
+        <w:rPr>
+          <w:rFonts w:asciiTheme="majorHAnsi" w:hAnsiTheme="majorHAnsi"/>
+          <w:sz w:val="22"/>
+          <w:szCs w:val="22"/>
+        </w:rPr>
+      </w:pPr>
+      <w:r>
+        <w:rPr>
+          <w:rFonts w:asciiTheme="majorHAnsi" w:hAnsiTheme="majorHAnsi"/>
+          <w:sz w:val="22"/>
+          <w:szCs w:val="22"/>
+        </w:rPr>
+        <w:t>We can secure REST APIs at multiple levels.</w:t>
+      </w:r>
+      <w:r>
+        <w:rPr>
+          <w:rFonts w:asciiTheme="majorHAnsi" w:hAnsiTheme="majorHAnsi"/>
+          <w:sz w:val="22"/>
+          <w:szCs w:val="22"/>
+        </w:rPr>
+        <w:br/>
+      </w:r>
+      <w:r>
+        <w:rPr>
+          <w:rFonts w:asciiTheme="majorHAnsi" w:hAnsiTheme="majorHAnsi"/>
+          <w:sz w:val="22"/>
+          <w:szCs w:val="22"/>
+        </w:rPr>
+        <w:t>W</w:t>
+      </w:r>
+      <w:r>
+        <w:rPr>
+          <w:rFonts w:asciiTheme="majorHAnsi" w:hAnsiTheme="majorHAnsi"/>
+          <w:sz w:val="22"/>
+          <w:szCs w:val="22"/>
+        </w:rPr>
+        <w:t xml:space="preserve">e </w:t>
+      </w:r>
+      <w:r>
+        <w:rPr>
+          <w:rFonts w:asciiTheme="majorHAnsi" w:hAnsiTheme="majorHAnsi"/>
+          <w:sz w:val="22"/>
+          <w:szCs w:val="22"/>
+        </w:rPr>
+        <w:t xml:space="preserve">can </w:t>
+      </w:r>
+      <w:r>
+        <w:rPr>
+          <w:rFonts w:asciiTheme="majorHAnsi" w:hAnsiTheme="majorHAnsi"/>
+          <w:sz w:val="22"/>
+          <w:szCs w:val="22"/>
+        </w:rPr>
+        <w:t>use encryption</w:t>
+      </w:r>
+      <w:r>
+        <w:rPr>
+          <w:rFonts w:asciiTheme="majorHAnsi" w:hAnsiTheme="majorHAnsi"/>
+          <w:sz w:val="22"/>
+          <w:szCs w:val="22"/>
+        </w:rPr>
+        <w:t xml:space="preserve"> (</w:t>
+      </w:r>
+      <w:r>
+        <w:rPr>
+          <w:rFonts w:asciiTheme="majorHAnsi" w:hAnsiTheme="majorHAnsi"/>
+          <w:sz w:val="22"/>
+          <w:szCs w:val="22"/>
+        </w:rPr>
+        <w:t>At the transport layer,</w:t>
+      </w:r>
+      <w:r>
+        <w:rPr>
+          <w:rFonts w:asciiTheme="majorHAnsi" w:hAnsiTheme="majorHAnsi"/>
+          <w:sz w:val="22"/>
+          <w:szCs w:val="22"/>
+        </w:rPr>
+        <w:t>)</w:t>
+      </w:r>
+      <w:r>
+        <w:rPr>
+          <w:rFonts w:asciiTheme="majorHAnsi" w:hAnsiTheme="majorHAnsi"/>
+          <w:sz w:val="22"/>
+          <w:szCs w:val="22"/>
+        </w:rPr>
+        <w:t>.</w:t>
+      </w:r>
+      <w:r>
+        <w:rPr>
+          <w:rFonts w:asciiTheme="majorHAnsi" w:hAnsiTheme="majorHAnsi"/>
+          <w:sz w:val="22"/>
+          <w:szCs w:val="22"/>
+        </w:rPr>
+        <w:br/>
+        <w:t>For authentication, we can use JWT tokens, API keys, or OIDC.</w:t>
+      </w:r>
+      <w:r>
+        <w:rPr>
+          <w:rFonts w:asciiTheme="majorHAnsi" w:hAnsiTheme="majorHAnsi"/>
+          <w:sz w:val="22"/>
+          <w:szCs w:val="22"/>
+        </w:rPr>
+        <w:br/>
+        <w:t xml:space="preserve">Authorization is enforced using Spring Security annotations like </w:t>
+      </w:r>
+      <w:r>
+        <w:rPr>
+          <w:rStyle w:val="HTMLCode"/>
+          <w:rFonts w:asciiTheme="majorHAnsi" w:hAnsiTheme="majorHAnsi"/>
+          <w:sz w:val="22"/>
+          <w:szCs w:val="22"/>
+        </w:rPr>
+        <w:t>@PreAuthorize</w:t>
+      </w:r>
+      <w:r>
+        <w:rPr>
+          <w:rFonts w:asciiTheme="majorHAnsi" w:hAnsiTheme="majorHAnsi"/>
+          <w:sz w:val="22"/>
+          <w:szCs w:val="22"/>
+        </w:rPr>
+        <w:t xml:space="preserve"> to restrict access based on roles or </w:t>
+      </w:r>
+      <w:r>
+        <w:rPr>
+          <w:rFonts w:asciiTheme="majorHAnsi" w:hAnsiTheme="majorHAnsi"/>
+          <w:sz w:val="22"/>
+          <w:szCs w:val="22"/>
+        </w:rPr>
+        <w:t xml:space="preserve">by using </w:t>
+      </w:r>
+      <w:r>
+        <w:rPr>
+          <w:rFonts w:asciiTheme="majorHAnsi" w:hAnsiTheme="majorHAnsi"/>
+          <w:sz w:val="22"/>
+          <w:szCs w:val="22"/>
+        </w:rPr>
+        <w:t>oAUTH2.0</w:t>
+      </w:r>
+      <w:r>
+        <w:rPr>
+          <w:rFonts w:asciiTheme="majorHAnsi" w:hAnsiTheme="majorHAnsi"/>
+          <w:sz w:val="22"/>
+          <w:szCs w:val="22"/>
+        </w:rPr>
+        <w:t>.</w:t>
+      </w:r>
+      <w:r>
+        <w:rPr>
+          <w:rFonts w:asciiTheme="majorHAnsi" w:hAnsiTheme="majorHAnsi"/>
+          <w:sz w:val="22"/>
+          <w:szCs w:val="22"/>
+        </w:rPr>
+        <w:br/>
+      </w:r>
+      <w:r>
+        <w:rPr>
+          <w:rFonts w:asciiTheme="majorHAnsi" w:hAnsiTheme="majorHAnsi"/>
+          <w:sz w:val="22"/>
+          <w:szCs w:val="22"/>
+        </w:rPr>
+        <w:t xml:space="preserve">We also secure APIs further with CORS, rate limiting. </w:t>
+      </w:r>
+      <w:r>
+        <w:rPr>
+          <w:rFonts w:asciiTheme="majorHAnsi" w:hAnsiTheme="majorHAnsi"/>
+          <w:sz w:val="22"/>
+          <w:szCs w:val="22"/>
+        </w:rPr>
+        <w:br/>
+      </w:r>
+      <w:r>
+        <w:rPr>
+          <w:rFonts w:asciiTheme="majorHAnsi" w:hAnsiTheme="majorHAnsi"/>
+          <w:sz w:val="22"/>
+          <w:szCs w:val="22"/>
+        </w:rPr>
+        <w:t>In modern Spring Boot applications, JWT and OIDC+OAuth 2.0 are most common because they support stateless, scalable, and microservice-friendly security.</w:t>
+      </w:r>
+      <w:r>
+        <w:rPr>
+          <w:rFonts w:asciiTheme="majorHAnsi" w:hAnsiTheme="majorHAnsi"/>
+          <w:sz w:val="22"/>
+          <w:szCs w:val="22"/>
+        </w:rPr>
+        <w:br/>
+      </w:r>
+      <w:r>
+        <w:rPr>
+          <w:rFonts w:asciiTheme="majorHAnsi" w:hAnsiTheme="majorHAnsi"/>
+          <w:sz w:val="22"/>
+          <w:szCs w:val="22"/>
+        </w:rPr>
+        <w:t>Additionally, secrets like API keys and database credentials are stored securely using tools like HashiCorp Vault.</w:t>
+      </w:r>
+    </w:p>
+    <w:p>
+      <w:pPr>
+        <w:jc w:val="center"/>
+        <w:rPr>
+          <w:rFonts w:asciiTheme="majorHAnsi" w:hAnsiTheme="majorHAnsi"/>
+          <w:b/>
+          <w:bCs/>
+          <w:lang w:val="en-GB"/>
+        </w:rPr>
+      </w:pPr>
+      <w:r>
+        <w:rPr>
+          <w:rFonts w:asciiTheme="majorHAnsi" w:hAnsiTheme="majorHAnsi"/>
+          <w:b/>
+          <w:bCs/>
+          <w:lang w:val="en-GB"/>
+        </w:rPr>
+        <w:lastRenderedPageBreak/>
         <w:t>How to skip creating default user and default password.</w:t>
       </w:r>
     </w:p>
@@ -683,7 +900,6 @@
           <w:bCs/>
           <w:lang w:val="en-GB"/>
         </w:rPr>
-        <w:lastRenderedPageBreak/>
         <w:t>Spring Security All Steps</w:t>
       </w:r>
       <w:r>
@@ -1141,6 +1357,7 @@
           <w:rFonts w:asciiTheme="majorHAnsi" w:hAnsiTheme="majorHAnsi"/>
           <w:lang w:val="en-GB"/>
         </w:rPr>
+        <w:lastRenderedPageBreak/>
         <w:t xml:space="preserve">This Object is called UserNamePasswordAutheticationToken. This token is classified as "unauthenticated" because the password has not been verified yet.  At this stage, it holds no authorities/roles. </w:t>
       </w:r>
     </w:p>
@@ -1237,7 +1454,6 @@
           <w:rFonts w:asciiTheme="majorHAnsi" w:hAnsiTheme="majorHAnsi"/>
           <w:lang w:val="en-GB"/>
         </w:rPr>
-        <w:lastRenderedPageBreak/>
         <w:t xml:space="preserve">The authentication manager </w:t>
       </w:r>
       <w:r>
@@ -1564,6 +1780,7 @@
           <w:rFonts w:asciiTheme="majorHAnsi" w:hAnsiTheme="majorHAnsi"/>
           <w:lang w:val="en-GB"/>
         </w:rPr>
+        <w:lastRenderedPageBreak/>
         <w:t xml:space="preserve">If authentication fails (wrong password, user not found), the AuthenticationManager throws an AuthenticationException. The controller catches this </w:t>
       </w:r>
       <w:r>
@@ -1770,7 +1987,6 @@
           <w:bCs/>
           <w:lang w:val="en-GB"/>
         </w:rPr>
-        <w:lastRenderedPageBreak/>
         <w:t>Step 8</w:t>
       </w:r>
       <w:r>
@@ -2085,6 +2301,7 @@
           <w:rFonts w:asciiTheme="majorHAnsi" w:hAnsiTheme="majorHAnsi"/>
           <w:lang w:val="en-GB"/>
         </w:rPr>
+        <w:lastRenderedPageBreak/>
         <w:t>The FilterSecurityInterceptor (the last filter in the chain) checks the SecurityContext for the authentication object and applies the authorization rules (e.g.</w:t>
       </w:r>
       <w:r>
@@ -2244,13 +2461,6 @@
           <w:lang w:val="en-GB"/>
         </w:rPr>
         <w:br/>
-      </w:r>
-      <w:r>
-        <w:rPr>
-          <w:rFonts w:asciiTheme="majorHAnsi" w:hAnsiTheme="majorHAnsi"/>
-          <w:lang w:val="en-GB"/>
-        </w:rPr>
-        <w:lastRenderedPageBreak/>
         <w:t xml:space="preserve">    @Id</w:t>
       </w:r>
       <w:r>
@@ -2619,6 +2829,13 @@
           <w:lang w:val="en-GB"/>
         </w:rPr>
         <w:br/>
+      </w:r>
+      <w:r>
+        <w:rPr>
+          <w:rFonts w:asciiTheme="majorHAnsi" w:hAnsiTheme="majorHAnsi"/>
+          <w:lang w:val="en-GB"/>
+        </w:rPr>
+        <w:lastRenderedPageBreak/>
         <w:t xml:space="preserve"> </w:t>
       </w:r>
       <w:r>
@@ -2826,13 +3043,6 @@
           <w:lang w:val="en-GB"/>
         </w:rPr>
         <w:br/>
-      </w:r>
-      <w:r>
-        <w:rPr>
-          <w:rFonts w:asciiTheme="majorHAnsi" w:hAnsiTheme="majorHAnsi"/>
-          <w:lang w:val="en-GB"/>
-        </w:rPr>
-        <w:lastRenderedPageBreak/>
         <w:t xml:space="preserve"> </w:t>
       </w:r>
       <w:r>
@@ -3250,6 +3460,7 @@
           <w:rFonts w:asciiTheme="majorHAnsi" w:hAnsiTheme="majorHAnsi"/>
           <w:lang w:val="en-GB"/>
         </w:rPr>
+        <w:lastRenderedPageBreak/>
         <w:t xml:space="preserve">    // In production, store this in application.properties and use a much longer, complex key.</w:t>
       </w:r>
       <w:r>
@@ -3511,13 +3722,6 @@
           <w:lang w:val="en-GB"/>
         </w:rPr>
         <w:br/>
-      </w:r>
-      <w:r>
-        <w:rPr>
-          <w:rFonts w:asciiTheme="majorHAnsi" w:hAnsiTheme="majorHAnsi"/>
-          <w:lang w:val="en-GB"/>
-        </w:rPr>
-        <w:lastRenderedPageBreak/>
         <w:t xml:space="preserve"> </w:t>
       </w:r>
       <w:r>
@@ -4537,6 +4741,7 @@
           <w:szCs w:val="12"/>
           <w:lang w:bidi="hi-IN"/>
         </w:rPr>
+        <w:lastRenderedPageBreak/>
         <w:t xml:space="preserve">    </w:t>
       </w:r>
       <w:r>
@@ -6830,7 +7035,6 @@
           <w:bCs/>
           <w:lang w:val="en-GB"/>
         </w:rPr>
-        <w:lastRenderedPageBreak/>
         <w:t>Step 6</w:t>
       </w:r>
       <w:r>
@@ -7229,6 +7433,7 @@
           <w:rFonts w:asciiTheme="majorHAnsi" w:hAnsiTheme="majorHAnsi"/>
           <w:lang w:val="en-GB"/>
         </w:rPr>
+        <w:lastRenderedPageBreak/>
         <w:t xml:space="preserve">//UserDetailsService Bean is defined in </w:t>
       </w:r>
       <w:r>
@@ -7412,7 +7617,6 @@
           <w:bCs/>
           <w:lang w:val="en-GB"/>
         </w:rPr>
-        <w:lastRenderedPageBreak/>
         <w:t>Step 7</w:t>
       </w:r>
       <w:r>
@@ -9339,7 +9543,6 @@
           <w:bCs/>
           <w:lang w:val="en-GB"/>
         </w:rPr>
-        <w:lastRenderedPageBreak/>
         <w:t>1.</w:t>
       </w:r>
       <w:r>
@@ -9702,6 +9905,7 @@
           <w:rFonts w:asciiTheme="majorHAnsi" w:hAnsiTheme="majorHAnsi"/>
           <w:lang w:val="en-GB"/>
         </w:rPr>
+        <w:lastRenderedPageBreak/>
         <w:t>extractUsername(String token): Reads the subject (username) from a JWT without validating it. Useful for looking up the user.</w:t>
       </w:r>
     </w:p>
@@ -9902,7 +10106,6 @@
           <w:bCs/>
           <w:lang w:val="en-GB"/>
         </w:rPr>
-        <w:lastRenderedPageBreak/>
         <w:t>Why it's important</w:t>
       </w:r>
       <w:r>
@@ -10352,6 +10555,7 @@
           <w:bCs/>
           <w:lang w:val="en-GB"/>
         </w:rPr>
+        <w:lastRenderedPageBreak/>
         <w:t>Expose Beans</w:t>
       </w:r>
       <w:r>
@@ -10575,7 +10779,6 @@
           <w:bCs/>
           <w:lang w:val="en-GB"/>
         </w:rPr>
-        <w:lastRenderedPageBreak/>
         <w:t>Return Token</w:t>
       </w:r>
       <w:r>
@@ -31241,7 +31444,6 @@
     <w:name w:val="Normal (Web)"/>
     <w:basedOn w:val="Normal"/>
     <w:uiPriority w:val="99"/>
-    <w:semiHidden/>
     <w:unhideWhenUsed/>
     <w:rsid w:val="003E680F"/>
     <w:pPr>
@@ -31752,7 +31954,7 @@
 </file>
 
 <file path=customXml/itemProps1.xml><?xml version="1.0" encoding="utf-8"?>
-<ds:datastoreItem xmlns:ds="http://schemas.openxmlformats.org/officeDocument/2006/customXml" ds:itemID="{06BCE859-355B-47E9-8851-09448880D8E6}">
+<ds:datastoreItem xmlns:ds="http://schemas.openxmlformats.org/officeDocument/2006/customXml" ds:itemID="{99A9A2C3-32C2-4F10-B84A-6E4AEC2DE5E4}">
   <ds:schemaRefs>
     <ds:schemaRef ds:uri="http://schemas.openxmlformats.org/officeDocument/2006/bibliography"/>
   </ds:schemaRefs>

--- a/note/Spring Security.docx
+++ b/note/Spring Security.docx
@@ -22247,2095 +22247,6 @@
         </w:rPr>
         <w:tab/>
         <w:t>Secrets Management – Secure storage of sensitive credentials &amp; keys</w:t>
-      </w:r>
-    </w:p>
-    <w:p>
-      <w:pPr>
-        <w:rPr>
-          <w:rFonts w:asciiTheme="majorHAnsi" w:hAnsiTheme="majorHAnsi"/>
-          <w:lang w:val="en-IN"/>
-        </w:rPr>
-      </w:pPr>
-      <w:r>
-        <w:rPr>
-          <w:rFonts w:asciiTheme="majorHAnsi" w:hAnsiTheme="majorHAnsi"/>
-          <w:lang w:val="en-IN"/>
-        </w:rPr>
-        <w:lastRenderedPageBreak/>
-        <w:br w:type="page"/>
-      </w:r>
-    </w:p>
-    <w:p>
-      <w:pPr>
-        <w:rPr>
-          <w:rFonts w:asciiTheme="majorHAnsi" w:hAnsiTheme="majorHAnsi"/>
-          <w:lang w:val="en-GB"/>
-        </w:rPr>
-      </w:pPr>
-      <w:r>
-        <w:rPr>
-          <w:rFonts w:asciiTheme="majorHAnsi" w:hAnsiTheme="majorHAnsi"/>
-          <w:lang w:val="en-GB"/>
-        </w:rPr>
-        <w:lastRenderedPageBreak/>
-        <w:t>A complete scenario of oAuth2.0+PKCE+Open ID connect.</w:t>
-      </w:r>
-    </w:p>
-    <w:p>
-      <w:pPr>
-        <w:rPr>
-          <w:rFonts w:asciiTheme="majorHAnsi" w:hAnsiTheme="majorHAnsi"/>
-          <w:lang w:val="en-GB"/>
-        </w:rPr>
-      </w:pPr>
-      <w:r>
-        <w:rPr>
-          <w:rFonts w:asciiTheme="majorHAnsi" w:hAnsiTheme="majorHAnsi"/>
-          <w:lang w:val="en-GB"/>
-        </w:rPr>
-        <w:t xml:space="preserve">Scenario: A user wants to log in to "PhotoApp" (the Client) using their Google account (the Authorization and Resource Server). </w:t>
-      </w:r>
-    </w:p>
-    <w:p>
-      <w:pPr>
-        <w:rPr>
-          <w:rFonts w:asciiTheme="majorHAnsi" w:hAnsiTheme="majorHAnsi"/>
-          <w:lang w:val="en-GB"/>
-        </w:rPr>
-      </w:pPr>
-      <w:r>
-        <w:rPr>
-          <w:rFonts w:asciiTheme="majorHAnsi" w:hAnsiTheme="majorHAnsi"/>
-          <w:lang w:val="en-GB"/>
-        </w:rPr>
-        <w:t>Hence Client is</w:t>
-      </w:r>
-      <w:r>
-        <w:rPr>
-          <w:rFonts w:asciiTheme="majorHAnsi" w:hAnsiTheme="majorHAnsi"/>
-          <w:lang w:val="en-GB"/>
-        </w:rPr>
-        <w:t xml:space="preserve"> PhotoApp, Authorization server is Google</w:t>
-      </w:r>
-      <w:r>
-        <w:rPr>
-          <w:rFonts w:asciiTheme="majorHAnsi" w:hAnsiTheme="majorHAnsi"/>
-          <w:lang w:val="en-GB"/>
-        </w:rPr>
-        <w:t xml:space="preserve"> Authorization Server, Resource Server is </w:t>
-      </w:r>
-      <w:r>
-        <w:rPr>
-          <w:rFonts w:asciiTheme="majorHAnsi" w:hAnsiTheme="majorHAnsi"/>
-          <w:lang w:val="en-GB"/>
-        </w:rPr>
-        <w:t xml:space="preserve">Google </w:t>
-      </w:r>
-      <w:r>
-        <w:rPr>
-          <w:rFonts w:asciiTheme="majorHAnsi" w:hAnsiTheme="majorHAnsi"/>
-          <w:lang w:val="en-GB"/>
-        </w:rPr>
-        <w:t>Resource Server.</w:t>
-      </w:r>
-    </w:p>
-    <w:p>
-      <w:pPr>
-        <w:rPr>
-          <w:rFonts w:asciiTheme="majorHAnsi" w:hAnsiTheme="majorHAnsi"/>
-          <w:lang w:val="en-GB"/>
-        </w:rPr>
-      </w:pPr>
-      <w:r>
-        <w:rPr>
-          <w:rFonts w:asciiTheme="majorHAnsi" w:hAnsiTheme="majorHAnsi"/>
-          <w:b/>
-          <w:bCs/>
-          <w:lang w:val="en-GB"/>
-        </w:rPr>
-        <w:t xml:space="preserve">Step1 </w:t>
-      </w:r>
-      <w:r>
-        <w:rPr>
-          <w:rFonts w:asciiTheme="majorHAnsi" w:hAnsiTheme="majorHAnsi"/>
-          <w:lang w:val="en-GB"/>
-        </w:rPr>
-        <w:t xml:space="preserve">: If </w:t>
-      </w:r>
-      <w:r>
-        <w:rPr>
-          <w:rFonts w:asciiTheme="majorHAnsi" w:hAnsiTheme="majorHAnsi"/>
-          <w:lang w:val="en-GB"/>
-        </w:rPr>
-        <w:t xml:space="preserve">PhotoApp </w:t>
-      </w:r>
-      <w:r>
-        <w:rPr>
-          <w:rFonts w:asciiTheme="majorHAnsi" w:hAnsiTheme="majorHAnsi"/>
-          <w:lang w:val="en-GB"/>
-        </w:rPr>
-        <w:t xml:space="preserve">want to </w:t>
-      </w:r>
-      <w:r>
-        <w:rPr>
-          <w:rFonts w:asciiTheme="majorHAnsi" w:hAnsiTheme="majorHAnsi"/>
-          <w:lang w:val="en-GB"/>
-        </w:rPr>
-        <w:t>show the button “Login via Google</w:t>
-      </w:r>
-      <w:r>
-        <w:rPr>
-          <w:rFonts w:asciiTheme="majorHAnsi" w:hAnsiTheme="majorHAnsi"/>
-          <w:lang w:val="en-GB"/>
-        </w:rPr>
-        <w:t xml:space="preserve">”, then </w:t>
-      </w:r>
-      <w:r>
-        <w:rPr>
-          <w:rFonts w:asciiTheme="majorHAnsi" w:hAnsiTheme="majorHAnsi"/>
-          <w:lang w:val="en-GB"/>
-        </w:rPr>
-        <w:t xml:space="preserve">PhotoApp should register with Google with following details: </w:t>
-      </w:r>
-    </w:p>
-    <w:p>
-      <w:pPr>
-        <w:pStyle w:val="ListParagraph"/>
-        <w:numPr>
-          <w:ilvl w:val="0"/>
-          <w:numId w:val="23"/>
-        </w:numPr>
-        <w:ind w:left="284"/>
-        <w:rPr>
-          <w:rFonts w:asciiTheme="majorHAnsi" w:hAnsiTheme="majorHAnsi"/>
-          <w:lang w:val="en-GB"/>
-        </w:rPr>
-      </w:pPr>
-      <w:r>
-        <w:rPr>
-          <w:rFonts w:asciiTheme="majorHAnsi" w:hAnsiTheme="majorHAnsi"/>
-          <w:lang w:val="en-GB"/>
-        </w:rPr>
-        <w:t>Application Name: PhotoApp</w:t>
-      </w:r>
-    </w:p>
-    <w:p>
-      <w:pPr>
-        <w:pStyle w:val="ListParagraph"/>
-        <w:numPr>
-          <w:ilvl w:val="0"/>
-          <w:numId w:val="23"/>
-        </w:numPr>
-        <w:ind w:left="284"/>
-        <w:rPr>
-          <w:rFonts w:asciiTheme="majorHAnsi" w:hAnsiTheme="majorHAnsi"/>
-          <w:lang w:val="en-GB"/>
-        </w:rPr>
-      </w:pPr>
-      <w:r>
-        <w:rPr>
-          <w:rFonts w:asciiTheme="majorHAnsi" w:hAnsiTheme="majorHAnsi"/>
-          <w:lang w:val="en-GB"/>
-        </w:rPr>
-        <w:t>Website: https://photoapp.com</w:t>
-      </w:r>
-    </w:p>
-    <w:p>
-      <w:pPr>
-        <w:pStyle w:val="ListParagraph"/>
-        <w:numPr>
-          <w:ilvl w:val="0"/>
-          <w:numId w:val="23"/>
-        </w:numPr>
-        <w:ind w:left="284"/>
-        <w:rPr>
-          <w:rFonts w:asciiTheme="majorHAnsi" w:hAnsiTheme="majorHAnsi"/>
-          <w:lang w:val="en-GB"/>
-        </w:rPr>
-      </w:pPr>
-      <w:r>
-        <w:rPr>
-          <w:rFonts w:asciiTheme="majorHAnsi" w:hAnsiTheme="majorHAnsi"/>
-          <w:lang w:val="en-GB"/>
-        </w:rPr>
-        <w:t>Authorized Redirect URIs: https://photoapp.com/auth/callback (</w:t>
-      </w:r>
-      <w:r>
-        <w:rPr>
-          <w:rFonts w:asciiTheme="majorHAnsi" w:hAnsiTheme="majorHAnsi"/>
-          <w:i/>
-          <w:iCs/>
-          <w:lang w:val="en-GB"/>
-        </w:rPr>
-        <w:t>This is crucial. Google will only send responses to this pre-approved URL</w:t>
-      </w:r>
-      <w:r>
-        <w:rPr>
-          <w:rFonts w:asciiTheme="majorHAnsi" w:hAnsiTheme="majorHAnsi"/>
-          <w:lang w:val="en-GB"/>
-        </w:rPr>
-        <w:t>).</w:t>
-      </w:r>
-    </w:p>
-    <w:p>
-      <w:pPr>
-        <w:rPr>
-          <w:rFonts w:asciiTheme="majorHAnsi" w:hAnsiTheme="majorHAnsi"/>
-          <w:lang w:val="en-GB"/>
-        </w:rPr>
-      </w:pPr>
-      <w:r>
-        <w:rPr>
-          <w:rFonts w:asciiTheme="majorHAnsi" w:hAnsiTheme="majorHAnsi"/>
-          <w:b/>
-          <w:bCs/>
-          <w:lang w:val="en-GB"/>
-        </w:rPr>
-        <w:t>Step2</w:t>
-      </w:r>
-      <w:r>
-        <w:rPr>
-          <w:rFonts w:asciiTheme="majorHAnsi" w:hAnsiTheme="majorHAnsi"/>
-          <w:lang w:val="en-GB"/>
-        </w:rPr>
-        <w:t xml:space="preserve"> </w:t>
-      </w:r>
-      <w:r>
-        <w:rPr>
-          <w:rFonts w:asciiTheme="majorHAnsi" w:hAnsiTheme="majorHAnsi"/>
-          <w:lang w:val="en-GB"/>
-        </w:rPr>
-        <w:t>: Upon completing the registration,</w:t>
-      </w:r>
-      <w:r>
-        <w:rPr>
-          <w:rFonts w:asciiTheme="majorHAnsi" w:hAnsiTheme="majorHAnsi"/>
-          <w:lang w:val="en-GB"/>
-        </w:rPr>
-        <w:t xml:space="preserve"> Google </w:t>
-      </w:r>
-      <w:r>
-        <w:rPr>
-          <w:rFonts w:asciiTheme="majorHAnsi" w:hAnsiTheme="majorHAnsi"/>
-          <w:lang w:val="en-GB"/>
-        </w:rPr>
-        <w:t>wil</w:t>
-      </w:r>
-      <w:r>
-        <w:rPr>
-          <w:rFonts w:asciiTheme="majorHAnsi" w:hAnsiTheme="majorHAnsi"/>
-          <w:lang w:val="en-GB"/>
-        </w:rPr>
-        <w:t>l return 2 things (Client id &amp; C</w:t>
-      </w:r>
-      <w:r>
-        <w:rPr>
-          <w:rFonts w:asciiTheme="majorHAnsi" w:hAnsiTheme="majorHAnsi"/>
-          <w:lang w:val="en-GB"/>
-        </w:rPr>
-        <w:t xml:space="preserve">lient secret). Now </w:t>
-      </w:r>
-      <w:r>
-        <w:rPr>
-          <w:rFonts w:asciiTheme="majorHAnsi" w:hAnsiTheme="majorHAnsi"/>
-          <w:lang w:val="en-GB"/>
-        </w:rPr>
-        <w:t xml:space="preserve">Google </w:t>
-      </w:r>
-      <w:r>
-        <w:rPr>
-          <w:rFonts w:asciiTheme="majorHAnsi" w:hAnsiTheme="majorHAnsi"/>
-          <w:lang w:val="en-GB"/>
-        </w:rPr>
-        <w:t>will know about</w:t>
-      </w:r>
-      <w:r>
-        <w:rPr>
-          <w:rFonts w:asciiTheme="majorHAnsi" w:hAnsiTheme="majorHAnsi"/>
-          <w:lang w:val="en-GB"/>
-        </w:rPr>
-        <w:t xml:space="preserve"> PhotoApp</w:t>
-      </w:r>
-      <w:r>
-        <w:rPr>
-          <w:rFonts w:asciiTheme="majorHAnsi" w:hAnsiTheme="majorHAnsi"/>
-          <w:lang w:val="en-GB"/>
-        </w:rPr>
-        <w:t>.</w:t>
-      </w:r>
-    </w:p>
-    <w:p>
-      <w:pPr>
-        <w:rPr>
-          <w:rFonts w:asciiTheme="majorHAnsi" w:hAnsiTheme="majorHAnsi"/>
-          <w:lang w:val="en-GB"/>
-        </w:rPr>
-      </w:pPr>
-      <w:r>
-        <w:rPr>
-          <w:rFonts w:asciiTheme="majorHAnsi" w:hAnsiTheme="majorHAnsi"/>
-          <w:b/>
-          <w:bCs/>
-          <w:lang w:val="en-GB"/>
-        </w:rPr>
-        <w:t>Step3</w:t>
-      </w:r>
-      <w:r>
-        <w:rPr>
-          <w:rFonts w:asciiTheme="majorHAnsi" w:hAnsiTheme="majorHAnsi"/>
-          <w:lang w:val="en-GB"/>
-        </w:rPr>
-        <w:t xml:space="preserve"> </w:t>
-      </w:r>
-      <w:r>
-        <w:rPr>
-          <w:rFonts w:asciiTheme="majorHAnsi" w:hAnsiTheme="majorHAnsi"/>
-          <w:lang w:val="en-GB"/>
-        </w:rPr>
-        <w:t xml:space="preserve">: Now </w:t>
-      </w:r>
-      <w:r>
-        <w:rPr>
-          <w:rFonts w:asciiTheme="majorHAnsi" w:hAnsiTheme="majorHAnsi"/>
-          <w:lang w:val="en-GB"/>
-        </w:rPr>
-        <w:t xml:space="preserve">I as a </w:t>
-      </w:r>
-      <w:r>
-        <w:rPr>
-          <w:rFonts w:asciiTheme="majorHAnsi" w:hAnsiTheme="majorHAnsi"/>
-          <w:lang w:val="en-GB"/>
-        </w:rPr>
-        <w:t xml:space="preserve">user (resource owner) wants to login to </w:t>
-      </w:r>
-      <w:r>
-        <w:rPr>
-          <w:rFonts w:asciiTheme="majorHAnsi" w:hAnsiTheme="majorHAnsi"/>
-          <w:lang w:val="en-GB"/>
-        </w:rPr>
-        <w:t xml:space="preserve">PhotoApp </w:t>
-      </w:r>
-      <w:r>
-        <w:rPr>
-          <w:rFonts w:asciiTheme="majorHAnsi" w:hAnsiTheme="majorHAnsi"/>
-          <w:lang w:val="en-GB"/>
-        </w:rPr>
-        <w:t>&amp; c</w:t>
-      </w:r>
-      <w:r>
-        <w:rPr>
-          <w:rFonts w:asciiTheme="majorHAnsi" w:hAnsiTheme="majorHAnsi"/>
-          <w:lang w:val="en-GB"/>
-        </w:rPr>
-        <w:t>licks on button “Login via Google</w:t>
-      </w:r>
-      <w:r>
-        <w:rPr>
-          <w:rFonts w:asciiTheme="majorHAnsi" w:hAnsiTheme="majorHAnsi"/>
-          <w:lang w:val="en-GB"/>
-        </w:rPr>
-        <w:t xml:space="preserve">”. </w:t>
-      </w:r>
-      <w:r>
-        <w:rPr>
-          <w:rFonts w:asciiTheme="majorHAnsi" w:hAnsiTheme="majorHAnsi"/>
-          <w:lang w:val="en-GB"/>
-        </w:rPr>
-        <w:t xml:space="preserve"> </w:t>
-      </w:r>
-    </w:p>
-    <w:p>
-      <w:pPr>
-        <w:rPr>
-          <w:rFonts w:asciiTheme="majorHAnsi" w:hAnsiTheme="majorHAnsi"/>
-          <w:lang w:val="en-GB"/>
-        </w:rPr>
-      </w:pPr>
-      <w:r>
-        <w:rPr>
-          <w:rFonts w:asciiTheme="majorHAnsi" w:hAnsiTheme="majorHAnsi"/>
-          <w:lang w:val="en-GB"/>
-        </w:rPr>
-        <w:t xml:space="preserve">PhotoApp's redirects the user's browser to Google's Authorization Server's authorization endpoint. It builds a special URL </w:t>
-      </w:r>
-      <w:r>
-        <w:rPr>
-          <w:rFonts w:asciiTheme="majorHAnsi" w:hAnsiTheme="majorHAnsi"/>
-          <w:lang w:val="en-GB"/>
-        </w:rPr>
-        <w:t xml:space="preserve">&amp; provides necessary details using query params </w:t>
-      </w:r>
-    </w:p>
-    <w:p>
-      <w:pPr>
-        <w:pStyle w:val="ListParagraph"/>
-        <w:numPr>
-          <w:ilvl w:val="0"/>
-          <w:numId w:val="54"/>
-        </w:numPr>
-        <w:rPr>
-          <w:rFonts w:asciiTheme="majorHAnsi" w:hAnsiTheme="majorHAnsi"/>
-          <w:lang w:val="en-GB"/>
-        </w:rPr>
-      </w:pPr>
-      <w:r>
-        <w:rPr>
-          <w:rFonts w:asciiTheme="majorHAnsi" w:hAnsiTheme="majorHAnsi"/>
-          <w:b/>
-          <w:bCs/>
-          <w:lang w:val="en-GB"/>
-        </w:rPr>
-        <w:t>client_id</w:t>
-      </w:r>
-      <w:r>
-        <w:rPr>
-          <w:rFonts w:asciiTheme="majorHAnsi" w:hAnsiTheme="majorHAnsi"/>
-          <w:lang w:val="en-GB"/>
-        </w:rPr>
-        <w:t>: 12345.apps.googleusercontent.com (The public ID from registration).</w:t>
-      </w:r>
-    </w:p>
-    <w:p>
-      <w:pPr>
-        <w:pStyle w:val="ListParagraph"/>
-        <w:numPr>
-          <w:ilvl w:val="0"/>
-          <w:numId w:val="54"/>
-        </w:numPr>
-        <w:rPr>
-          <w:rFonts w:asciiTheme="majorHAnsi" w:hAnsiTheme="majorHAnsi"/>
-          <w:lang w:val="en-GB"/>
-        </w:rPr>
-      </w:pPr>
-      <w:r>
-        <w:rPr>
-          <w:rFonts w:asciiTheme="majorHAnsi" w:hAnsiTheme="majorHAnsi"/>
-          <w:b/>
-          <w:bCs/>
-          <w:lang w:val="en-GB"/>
-        </w:rPr>
-        <w:t>response_type</w:t>
-      </w:r>
-      <w:r>
-        <w:rPr>
-          <w:rFonts w:asciiTheme="majorHAnsi" w:hAnsiTheme="majorHAnsi"/>
-          <w:lang w:val="en-GB"/>
-        </w:rPr>
-        <w:t>: code (This explicitly requests an Authorization Code flow).</w:t>
-      </w:r>
-    </w:p>
-    <w:p>
-      <w:pPr>
-        <w:pStyle w:val="ListParagraph"/>
-        <w:numPr>
-          <w:ilvl w:val="0"/>
-          <w:numId w:val="54"/>
-        </w:numPr>
-        <w:rPr>
-          <w:rFonts w:asciiTheme="majorHAnsi" w:hAnsiTheme="majorHAnsi"/>
-          <w:lang w:val="en-GB"/>
-        </w:rPr>
-      </w:pPr>
-      <w:r>
-        <w:rPr>
-          <w:rFonts w:asciiTheme="majorHAnsi" w:hAnsiTheme="majorHAnsi"/>
-          <w:b/>
-          <w:bCs/>
-          <w:lang w:val="en-GB"/>
-        </w:rPr>
-        <w:t>redirect_uri</w:t>
-      </w:r>
-      <w:r>
-        <w:rPr>
-          <w:rFonts w:asciiTheme="majorHAnsi" w:hAnsiTheme="majorHAnsi"/>
-          <w:lang w:val="en-GB"/>
-        </w:rPr>
-        <w:t>: https://photoapp.com/auth/callback (Must match a URI registered in the</w:t>
-      </w:r>
-      <w:r>
-        <w:rPr>
-          <w:rFonts w:asciiTheme="majorHAnsi" w:hAnsiTheme="majorHAnsi"/>
-          <w:lang w:val="en-GB"/>
-        </w:rPr>
-        <w:t xml:space="preserve"> Step 1</w:t>
-      </w:r>
-      <w:r>
-        <w:rPr>
-          <w:rFonts w:asciiTheme="majorHAnsi" w:hAnsiTheme="majorHAnsi"/>
-          <w:lang w:val="en-GB"/>
-        </w:rPr>
-        <w:t>).</w:t>
-      </w:r>
-    </w:p>
-    <w:p>
-      <w:pPr>
-        <w:pStyle w:val="ListParagraph"/>
-        <w:numPr>
-          <w:ilvl w:val="0"/>
-          <w:numId w:val="54"/>
-        </w:numPr>
-        <w:rPr>
-          <w:rFonts w:asciiTheme="majorHAnsi" w:hAnsiTheme="majorHAnsi"/>
-          <w:lang w:val="en-GB"/>
-        </w:rPr>
-      </w:pPr>
-      <w:r>
-        <w:rPr>
-          <w:rFonts w:asciiTheme="majorHAnsi" w:hAnsiTheme="majorHAnsi"/>
-          <w:b/>
-          <w:bCs/>
-          <w:lang w:val="en-GB"/>
-        </w:rPr>
-        <w:t>scope</w:t>
-      </w:r>
-      <w:r>
-        <w:rPr>
-          <w:rFonts w:asciiTheme="majorHAnsi" w:hAnsiTheme="majorHAnsi"/>
-          <w:lang w:val="en-GB"/>
-        </w:rPr>
-        <w:t xml:space="preserve">: </w:t>
-      </w:r>
-      <w:r>
-        <w:rPr>
-          <w:rFonts w:asciiTheme="majorHAnsi" w:hAnsiTheme="majorHAnsi"/>
-          <w:lang w:val="en-GB"/>
-        </w:rPr>
-        <w:t xml:space="preserve">scope=openid email profile https://www.googleapis.com/auth/contacts https://www.googleapis.com/auth/calendar https://www.googleapis.com/auth/drive </w:t>
-      </w:r>
-      <w:r>
-        <w:rPr>
-          <w:rFonts w:asciiTheme="majorHAnsi" w:hAnsiTheme="majorHAnsi"/>
-          <w:lang w:val="en-GB"/>
-        </w:rPr>
-        <w:t>(This defines the permissions PhotoApp is requesting, like access to the user's email and basic profile information).</w:t>
-      </w:r>
-      <w:r>
-        <w:rPr>
-          <w:rFonts w:asciiTheme="majorHAnsi" w:hAnsiTheme="majorHAnsi"/>
-          <w:lang w:val="en-GB"/>
-        </w:rPr>
-        <w:t xml:space="preserve"> Email, profile, will be included in id_token which is provided at later stage.</w:t>
-      </w:r>
-      <w:r>
-        <w:rPr>
-          <w:rFonts w:asciiTheme="majorHAnsi" w:hAnsiTheme="majorHAnsi"/>
-          <w:lang w:val="en-GB"/>
-        </w:rPr>
-        <w:t xml:space="preserve"> And for the rest of scopes(calendar, google drive, contacts) we have to rely on Access token.</w:t>
-      </w:r>
-    </w:p>
-    <w:p>
-      <w:pPr>
-        <w:pStyle w:val="ListParagraph"/>
-        <w:numPr>
-          <w:ilvl w:val="0"/>
-          <w:numId w:val="54"/>
-        </w:numPr>
-        <w:rPr>
-          <w:rFonts w:asciiTheme="majorHAnsi" w:hAnsiTheme="majorHAnsi"/>
-          <w:lang w:val="en-GB"/>
-        </w:rPr>
-      </w:pPr>
-      <w:r>
-        <w:rPr>
-          <w:rFonts w:asciiTheme="majorHAnsi" w:hAnsiTheme="majorHAnsi"/>
-          <w:b/>
-          <w:bCs/>
-          <w:lang w:val="en-GB"/>
-        </w:rPr>
-        <w:t>state</w:t>
-      </w:r>
-      <w:r>
-        <w:rPr>
-          <w:rFonts w:asciiTheme="majorHAnsi" w:hAnsiTheme="majorHAnsi"/>
-          <w:lang w:val="en-GB"/>
-        </w:rPr>
-        <w:t>: x1y2z3randomValue (A unique, unguessable string generated by PhotoApp. The Authorization Server will echo this back. PhotoApp will later verify it to prevent CSRF attacks).</w:t>
-      </w:r>
-    </w:p>
-    <w:p>
-      <w:pPr>
-        <w:pStyle w:val="ListParagraph"/>
-        <w:numPr>
-          <w:ilvl w:val="0"/>
-          <w:numId w:val="54"/>
-        </w:numPr>
-        <w:rPr>
-          <w:rFonts w:asciiTheme="majorHAnsi" w:hAnsiTheme="majorHAnsi"/>
-          <w:bCs/>
-          <w:lang w:val="en-GB"/>
-        </w:rPr>
-      </w:pPr>
-      <w:r>
-        <w:rPr>
-          <w:rFonts w:asciiTheme="majorHAnsi" w:hAnsiTheme="majorHAnsi"/>
-          <w:b/>
-          <w:lang w:val="en-GB"/>
-        </w:rPr>
-        <w:t>Code Challenge Method</w:t>
-      </w:r>
-      <w:r>
-        <w:rPr>
-          <w:rFonts w:asciiTheme="majorHAnsi" w:hAnsiTheme="majorHAnsi"/>
-          <w:bCs/>
-          <w:lang w:val="en-GB"/>
-        </w:rPr>
-        <w:t>: S256</w:t>
-      </w:r>
-    </w:p>
-    <w:p>
-      <w:pPr>
-        <w:pStyle w:val="ListParagraph"/>
-        <w:numPr>
-          <w:ilvl w:val="0"/>
-          <w:numId w:val="54"/>
-        </w:numPr>
-        <w:rPr>
-          <w:rFonts w:asciiTheme="majorHAnsi" w:hAnsiTheme="majorHAnsi"/>
-          <w:bCs/>
-          <w:lang w:val="en-GB"/>
-        </w:rPr>
-      </w:pPr>
-      <w:r>
-        <w:rPr>
-          <w:rFonts w:asciiTheme="majorHAnsi" w:hAnsiTheme="majorHAnsi"/>
-          <w:b/>
-          <w:lang w:val="en-GB"/>
-        </w:rPr>
-        <w:t>Code Challenge</w:t>
-      </w:r>
-      <w:r>
-        <w:rPr>
-          <w:rFonts w:asciiTheme="majorHAnsi" w:hAnsiTheme="majorHAnsi"/>
-          <w:bCs/>
-          <w:lang w:val="en-GB"/>
-        </w:rPr>
-        <w:t xml:space="preserve">: </w:t>
-      </w:r>
-      <w:r>
-        <w:rPr>
-          <w:rFonts w:asciiTheme="majorHAnsi" w:hAnsiTheme="majorHAnsi"/>
-          <w:bCs/>
-          <w:lang w:val="en-GB"/>
-        </w:rPr>
-        <w:t>aTransformedSecretValue</w:t>
-      </w:r>
-      <w:r>
-        <w:rPr>
-          <w:rFonts w:asciiTheme="majorHAnsi" w:hAnsiTheme="majorHAnsi"/>
-          <w:bCs/>
-          <w:lang w:val="en-GB"/>
-        </w:rPr>
-        <w:t xml:space="preserve"> </w:t>
-      </w:r>
-    </w:p>
-    <w:p>
-      <w:pPr>
-        <w:rPr>
-          <w:rFonts w:asciiTheme="majorHAnsi" w:hAnsiTheme="majorHAnsi"/>
-          <w:lang w:val="en-GB"/>
-        </w:rPr>
-      </w:pPr>
-      <w:r>
-        <w:rPr>
-          <w:rFonts w:asciiTheme="majorHAnsi" w:hAnsiTheme="majorHAnsi"/>
-          <w:lang w:val="en-GB"/>
-        </w:rPr>
-        <w:t>The user's browser is now on Google's domain.</w:t>
-      </w:r>
-    </w:p>
-    <w:p>
-      <w:pPr>
-        <w:rPr>
-          <w:rFonts w:asciiTheme="majorHAnsi" w:hAnsiTheme="majorHAnsi"/>
-          <w:lang w:val="en-GB"/>
-        </w:rPr>
-      </w:pPr>
-      <w:r>
-        <w:rPr>
-          <w:rFonts w:asciiTheme="majorHAnsi" w:hAnsiTheme="majorHAnsi"/>
-          <w:lang w:val="en-GB"/>
-        </w:rPr>
-        <w:t>Here user has</w:t>
-      </w:r>
-      <w:r>
-        <w:rPr>
-          <w:rFonts w:asciiTheme="majorHAnsi" w:hAnsiTheme="majorHAnsi"/>
-          <w:lang w:val="en-GB"/>
-        </w:rPr>
-        <w:t xml:space="preserve"> to authenticate </w:t>
-      </w:r>
-      <w:r>
-        <w:rPr>
-          <w:rFonts w:asciiTheme="majorHAnsi" w:hAnsiTheme="majorHAnsi"/>
-          <w:lang w:val="en-GB"/>
-        </w:rPr>
-        <w:t>by entering the</w:t>
-      </w:r>
-      <w:r>
-        <w:rPr>
-          <w:rFonts w:asciiTheme="majorHAnsi" w:hAnsiTheme="majorHAnsi"/>
-          <w:lang w:val="en-GB"/>
-        </w:rPr>
-        <w:t xml:space="preserve"> </w:t>
-      </w:r>
-      <w:r>
-        <w:rPr>
-          <w:rFonts w:asciiTheme="majorHAnsi" w:hAnsiTheme="majorHAnsi"/>
-          <w:lang w:val="en-GB"/>
-        </w:rPr>
-        <w:t xml:space="preserve">Google </w:t>
-      </w:r>
-      <w:r>
-        <w:rPr>
-          <w:rFonts w:asciiTheme="majorHAnsi" w:hAnsiTheme="majorHAnsi"/>
-          <w:lang w:val="en-GB"/>
-        </w:rPr>
-        <w:t>credentials. If Authorization server finds an active session, then the authentication happens automatically</w:t>
-      </w:r>
-      <w:r>
-        <w:rPr>
-          <w:rFonts w:asciiTheme="majorHAnsi" w:hAnsiTheme="majorHAnsi"/>
-          <w:lang w:val="en-GB"/>
-        </w:rPr>
-        <w:t xml:space="preserve">. </w:t>
-      </w:r>
-    </w:p>
-    <w:p>
-      <w:pPr>
-        <w:rPr>
-          <w:rFonts w:asciiTheme="majorHAnsi" w:hAnsiTheme="majorHAnsi"/>
-          <w:lang w:val="en-GB"/>
-        </w:rPr>
-      </w:pPr>
-      <w:r>
-        <w:rPr>
-          <w:rFonts w:asciiTheme="majorHAnsi" w:hAnsiTheme="majorHAnsi"/>
-          <w:lang w:val="en-GB"/>
-        </w:rPr>
-        <w:lastRenderedPageBreak/>
-        <w:t xml:space="preserve">Note:-  </w:t>
-      </w:r>
-      <w:r>
-        <w:rPr>
-          <w:rFonts w:asciiTheme="majorHAnsi" w:hAnsiTheme="majorHAnsi"/>
-          <w:lang w:val="en-GB"/>
-        </w:rPr>
-        <w:t>An active session means that browser has recently authenticated (logged in) to a service (like Google) and that login hasn't expired or been terminated.</w:t>
-      </w:r>
-      <w:r>
-        <w:rPr>
-          <w:rFonts w:asciiTheme="majorHAnsi" w:hAnsiTheme="majorHAnsi"/>
-          <w:lang w:val="en-GB"/>
-        </w:rPr>
-        <w:t xml:space="preserve"> Technically, it means</w:t>
-      </w:r>
-      <w:r>
-        <w:rPr>
-          <w:rFonts w:asciiTheme="majorHAnsi" w:hAnsiTheme="majorHAnsi"/>
-          <w:lang w:val="en-GB"/>
-        </w:rPr>
-        <w:t xml:space="preserve"> browser is holding a valid, unexpired session cookie for that service's domain (e.g., accounts.google.com).</w:t>
-      </w:r>
-    </w:p>
-    <w:p>
-      <w:pPr>
-        <w:rPr>
-          <w:rFonts w:asciiTheme="majorHAnsi" w:hAnsiTheme="majorHAnsi"/>
-          <w:lang w:val="en-GB"/>
-        </w:rPr>
-      </w:pPr>
-      <w:r>
-        <w:rPr>
-          <w:rFonts w:asciiTheme="majorHAnsi" w:hAnsiTheme="majorHAnsi"/>
-          <w:b/>
-          <w:bCs/>
-          <w:lang w:val="en-GB"/>
-        </w:rPr>
-        <w:t>Step 4</w:t>
-      </w:r>
-      <w:r>
-        <w:rPr>
-          <w:rFonts w:asciiTheme="majorHAnsi" w:hAnsiTheme="majorHAnsi"/>
-          <w:lang w:val="en-GB"/>
-        </w:rPr>
-        <w:t xml:space="preserve"> </w:t>
-      </w:r>
-      <w:r>
-        <w:rPr>
-          <w:rFonts w:asciiTheme="majorHAnsi" w:hAnsiTheme="majorHAnsi"/>
-          <w:lang w:val="en-GB"/>
-        </w:rPr>
-        <w:t xml:space="preserve">: </w:t>
-      </w:r>
-      <w:r>
-        <w:rPr>
-          <w:rFonts w:asciiTheme="majorHAnsi" w:hAnsiTheme="majorHAnsi"/>
-          <w:lang w:val="en-GB"/>
-        </w:rPr>
-        <w:t xml:space="preserve">After successful authentication, Google shows a consent screen. It says: </w:t>
-      </w:r>
-      <w:r>
-        <w:rPr>
-          <w:rFonts w:asciiTheme="majorHAnsi" w:hAnsiTheme="majorHAnsi"/>
-          <w:i/>
-          <w:iCs/>
-          <w:lang w:val="en-GB"/>
-        </w:rPr>
-        <w:t>"PhotoApp is requesting access to your Google account: View your email address, View your basic profile info."</w:t>
-      </w:r>
-      <w:r>
-        <w:rPr>
-          <w:rFonts w:asciiTheme="majorHAnsi" w:hAnsiTheme="majorHAnsi"/>
-          <w:lang w:val="en-GB"/>
-        </w:rPr>
-        <w:t xml:space="preserve"> The user can choose to Allow or Cancel.</w:t>
-      </w:r>
-    </w:p>
-    <w:p>
-      <w:pPr>
-        <w:rPr>
-          <w:rFonts w:asciiTheme="majorHAnsi" w:hAnsiTheme="majorHAnsi"/>
-          <w:lang w:val="en-GB"/>
-        </w:rPr>
-      </w:pPr>
-      <w:r>
-        <w:rPr>
-          <w:rFonts w:asciiTheme="majorHAnsi" w:hAnsiTheme="majorHAnsi"/>
-          <w:b/>
-          <w:bCs/>
-          <w:lang w:val="en-GB"/>
-        </w:rPr>
-        <w:t>Step 5</w:t>
-      </w:r>
-      <w:r>
-        <w:rPr>
-          <w:rFonts w:asciiTheme="majorHAnsi" w:hAnsiTheme="majorHAnsi"/>
-          <w:lang w:val="en-GB"/>
-        </w:rPr>
-        <w:t xml:space="preserve"> </w:t>
-      </w:r>
-      <w:r>
-        <w:rPr>
-          <w:rFonts w:asciiTheme="majorHAnsi" w:hAnsiTheme="majorHAnsi"/>
-          <w:lang w:val="en-GB"/>
-        </w:rPr>
-        <w:t>: After getting consent authorization server will generate “Authorization Code”.</w:t>
-      </w:r>
-      <w:r>
-        <w:t xml:space="preserve"> </w:t>
-      </w:r>
-      <w:r>
-        <w:rPr>
-          <w:rFonts w:asciiTheme="majorHAnsi" w:hAnsiTheme="majorHAnsi"/>
-          <w:lang w:val="en-GB"/>
-        </w:rPr>
-        <w:t>It then redirects the user's browser back to the redirect_uri provided in Step 3 (https://photoapp.com/auth/callback), appending two parameters to the URL:</w:t>
-      </w:r>
-    </w:p>
-    <w:p>
-      <w:pPr>
-        <w:pStyle w:val="ListParagraph"/>
-        <w:numPr>
-          <w:ilvl w:val="0"/>
-          <w:numId w:val="55"/>
-        </w:numPr>
-        <w:rPr>
-          <w:rFonts w:asciiTheme="majorHAnsi" w:hAnsiTheme="majorHAnsi"/>
-          <w:lang w:val="en-GB"/>
-        </w:rPr>
-      </w:pPr>
-      <w:r>
-        <w:rPr>
-          <w:rFonts w:asciiTheme="majorHAnsi" w:hAnsiTheme="majorHAnsi"/>
-          <w:lang w:val="en-GB"/>
-        </w:rPr>
-        <w:t>code: AUTH_CODE_XYZ123 (The precious authorization code).</w:t>
-      </w:r>
-    </w:p>
-    <w:p>
-      <w:pPr>
-        <w:pStyle w:val="ListParagraph"/>
-        <w:numPr>
-          <w:ilvl w:val="0"/>
-          <w:numId w:val="55"/>
-        </w:numPr>
-        <w:rPr>
-          <w:rFonts w:asciiTheme="majorHAnsi" w:hAnsiTheme="majorHAnsi"/>
-          <w:lang w:val="en-GB"/>
-        </w:rPr>
-      </w:pPr>
-      <w:r>
-        <w:rPr>
-          <w:rFonts w:asciiTheme="majorHAnsi" w:hAnsiTheme="majorHAnsi"/>
-          <w:lang w:val="en-GB"/>
-        </w:rPr>
-        <w:t>state: x1y2z3randomValue (The same value PhotoApp sent earlier).</w:t>
-      </w:r>
-    </w:p>
-    <w:p>
-      <w:pPr>
-        <w:rPr>
-          <w:rFonts w:asciiTheme="majorHAnsi" w:hAnsiTheme="majorHAnsi"/>
-          <w:lang w:val="en-GB"/>
-        </w:rPr>
-      </w:pPr>
-      <w:r>
-        <w:rPr>
-          <w:rFonts w:asciiTheme="majorHAnsi" w:hAnsiTheme="majorHAnsi"/>
-          <w:lang w:val="en-GB"/>
-        </w:rPr>
-        <w:t>Example Redirect URL:</w:t>
-      </w:r>
-    </w:p>
-    <w:p>
-      <w:pPr>
-        <w:rPr>
-          <w:rFonts w:asciiTheme="majorHAnsi" w:hAnsiTheme="majorHAnsi"/>
-          <w:i/>
-          <w:iCs/>
-          <w:lang w:val="en-GB"/>
-        </w:rPr>
-      </w:pPr>
-      <w:r>
-        <w:rPr>
-          <w:rFonts w:asciiTheme="majorHAnsi" w:hAnsiTheme="majorHAnsi"/>
-          <w:i/>
-          <w:iCs/>
-          <w:lang w:val="en-GB"/>
-        </w:rPr>
-        <w:t>https://photoapp.com/auth/callback?code=AUTH_CODE_XYZ123&amp;state=x1y2z3randomValue</w:t>
-      </w:r>
-    </w:p>
-    <w:p>
-      <w:pPr>
-        <w:rPr>
-          <w:rFonts w:asciiTheme="majorHAnsi" w:hAnsiTheme="majorHAnsi"/>
-          <w:lang w:val="en-GB"/>
-        </w:rPr>
-      </w:pPr>
-      <w:r>
-        <w:rPr>
-          <w:rFonts w:asciiTheme="majorHAnsi" w:hAnsiTheme="majorHAnsi"/>
-          <w:b/>
-          <w:bCs/>
-          <w:lang w:val="en-GB"/>
-        </w:rPr>
-        <w:t>Step 6</w:t>
-      </w:r>
-      <w:r>
-        <w:rPr>
-          <w:rFonts w:asciiTheme="majorHAnsi" w:hAnsiTheme="majorHAnsi"/>
-          <w:lang w:val="en-GB"/>
-        </w:rPr>
-        <w:t xml:space="preserve"> </w:t>
-      </w:r>
-      <w:r>
-        <w:rPr>
-          <w:rFonts w:asciiTheme="majorHAnsi" w:hAnsiTheme="majorHAnsi"/>
-          <w:lang w:val="en-GB"/>
-        </w:rPr>
-        <w:t xml:space="preserve">: </w:t>
-      </w:r>
-      <w:r>
-        <w:rPr>
-          <w:rFonts w:asciiTheme="majorHAnsi" w:hAnsiTheme="majorHAnsi"/>
-          <w:lang w:val="en-GB"/>
-        </w:rPr>
-        <w:t xml:space="preserve">This is most crucial step. </w:t>
-      </w:r>
-      <w:r>
-        <w:rPr>
-          <w:rFonts w:asciiTheme="majorHAnsi" w:hAnsiTheme="majorHAnsi"/>
-          <w:lang w:val="en-GB"/>
-        </w:rPr>
-        <w:t xml:space="preserve">The browser </w:t>
-      </w:r>
-      <w:r>
-        <w:rPr>
-          <w:rFonts w:asciiTheme="majorHAnsi" w:hAnsiTheme="majorHAnsi"/>
-          <w:lang w:val="en-GB"/>
-        </w:rPr>
-        <w:t xml:space="preserve">now </w:t>
-      </w:r>
-      <w:r>
-        <w:rPr>
-          <w:rFonts w:asciiTheme="majorHAnsi" w:hAnsiTheme="majorHAnsi"/>
-          <w:lang w:val="en-GB"/>
-        </w:rPr>
-        <w:t>sends the authorization code</w:t>
-      </w:r>
-      <w:r>
-        <w:rPr>
-          <w:rFonts w:asciiTheme="majorHAnsi" w:hAnsiTheme="majorHAnsi"/>
-          <w:lang w:val="en-GB"/>
-        </w:rPr>
-        <w:t>(code)</w:t>
-      </w:r>
-      <w:r>
-        <w:rPr>
-          <w:rFonts w:asciiTheme="majorHAnsi" w:hAnsiTheme="majorHAnsi"/>
-          <w:lang w:val="en-GB"/>
-        </w:rPr>
-        <w:t xml:space="preserve"> to PhotoApp's backend server. </w:t>
-      </w:r>
-      <w:r>
-        <w:rPr>
-          <w:rFonts w:asciiTheme="majorHAnsi" w:hAnsiTheme="majorHAnsi"/>
-          <w:lang w:val="en-GB"/>
-        </w:rPr>
-        <w:t xml:space="preserve"> </w:t>
-      </w:r>
-      <w:r>
-        <w:rPr>
-          <w:rFonts w:asciiTheme="majorHAnsi" w:hAnsiTheme="majorHAnsi"/>
-          <w:lang w:val="en-GB"/>
-        </w:rPr>
-        <w:t>The backend then makes a secure, server-to-server POST request directly to Google's token endpoint.</w:t>
-      </w:r>
-      <w:r>
-        <w:rPr>
-          <w:rFonts w:asciiTheme="majorHAnsi" w:hAnsiTheme="majorHAnsi"/>
-          <w:lang w:val="en-GB"/>
-        </w:rPr>
-        <w:t xml:space="preserve"> </w:t>
-      </w:r>
-      <w:r>
-        <w:rPr>
-          <w:rFonts w:asciiTheme="majorHAnsi" w:hAnsiTheme="majorHAnsi"/>
-          <w:lang w:val="en-GB"/>
-        </w:rPr>
-        <w:t>This request includes:</w:t>
-      </w:r>
-    </w:p>
-    <w:p>
-      <w:pPr>
-        <w:pStyle w:val="ListParagraph"/>
-        <w:numPr>
-          <w:ilvl w:val="0"/>
-          <w:numId w:val="56"/>
-        </w:numPr>
-        <w:rPr>
-          <w:rFonts w:asciiTheme="majorHAnsi" w:hAnsiTheme="majorHAnsi"/>
-          <w:lang w:val="en-GB"/>
-        </w:rPr>
-      </w:pPr>
-      <w:r>
-        <w:rPr>
-          <w:rFonts w:asciiTheme="majorHAnsi" w:hAnsiTheme="majorHAnsi"/>
-          <w:lang w:val="en-GB"/>
-        </w:rPr>
-        <w:t xml:space="preserve">grant_type: </w:t>
-      </w:r>
-      <w:r>
-        <w:rPr>
-          <w:rFonts w:asciiTheme="majorHAnsi" w:hAnsiTheme="majorHAnsi"/>
-          <w:lang w:val="en-GB"/>
-        </w:rPr>
-        <w:t>‘</w:t>
-      </w:r>
-      <w:r>
-        <w:rPr>
-          <w:rFonts w:asciiTheme="majorHAnsi" w:hAnsiTheme="majorHAnsi"/>
-          <w:lang w:val="en-GB"/>
-        </w:rPr>
-        <w:t>authorization_code</w:t>
-      </w:r>
-      <w:r>
-        <w:rPr>
-          <w:rFonts w:asciiTheme="majorHAnsi" w:hAnsiTheme="majorHAnsi"/>
-          <w:lang w:val="en-GB"/>
-        </w:rPr>
-        <w:t>’</w:t>
-      </w:r>
-    </w:p>
-    <w:p>
-      <w:pPr>
-        <w:pStyle w:val="ListParagraph"/>
-        <w:numPr>
-          <w:ilvl w:val="0"/>
-          <w:numId w:val="56"/>
-        </w:numPr>
-        <w:rPr>
-          <w:rFonts w:asciiTheme="majorHAnsi" w:hAnsiTheme="majorHAnsi"/>
-          <w:lang w:val="en-GB"/>
-        </w:rPr>
-      </w:pPr>
-      <w:r>
-        <w:rPr>
-          <w:rFonts w:asciiTheme="majorHAnsi" w:hAnsiTheme="majorHAnsi"/>
-          <w:lang w:val="en-GB"/>
-        </w:rPr>
-        <w:t>code: AUTH_CODE_XYZ123 (The code from the previous step).</w:t>
-      </w:r>
-    </w:p>
-    <w:p>
-      <w:pPr>
-        <w:pStyle w:val="ListParagraph"/>
-        <w:numPr>
-          <w:ilvl w:val="0"/>
-          <w:numId w:val="56"/>
-        </w:numPr>
-        <w:rPr>
-          <w:rFonts w:asciiTheme="majorHAnsi" w:hAnsiTheme="majorHAnsi"/>
-          <w:lang w:val="en-GB"/>
-        </w:rPr>
-      </w:pPr>
-      <w:r>
-        <w:rPr>
-          <w:rFonts w:asciiTheme="majorHAnsi" w:hAnsiTheme="majorHAnsi"/>
-          <w:lang w:val="en-GB"/>
-        </w:rPr>
-        <w:t>redirect_uri: https://photoapp.com/auth/callback (Must be the same as before).</w:t>
-      </w:r>
-    </w:p>
-    <w:p>
-      <w:pPr>
-        <w:pStyle w:val="ListParagraph"/>
-        <w:numPr>
-          <w:ilvl w:val="0"/>
-          <w:numId w:val="56"/>
-        </w:numPr>
-        <w:rPr>
-          <w:rFonts w:asciiTheme="majorHAnsi" w:hAnsiTheme="majorHAnsi"/>
-          <w:lang w:val="en-GB"/>
-        </w:rPr>
-      </w:pPr>
-      <w:r>
-        <w:rPr>
-          <w:rFonts w:asciiTheme="majorHAnsi" w:hAnsiTheme="majorHAnsi"/>
-          <w:lang w:val="en-GB"/>
-        </w:rPr>
-        <w:t>client_id: 12345.apps.googleusercontent.com</w:t>
-      </w:r>
-    </w:p>
-    <w:p>
-      <w:pPr>
-        <w:pStyle w:val="ListParagraph"/>
-        <w:numPr>
-          <w:ilvl w:val="0"/>
-          <w:numId w:val="56"/>
-        </w:numPr>
-        <w:rPr>
-          <w:rFonts w:asciiTheme="majorHAnsi" w:hAnsiTheme="majorHAnsi"/>
-          <w:lang w:val="en-GB"/>
-        </w:rPr>
-      </w:pPr>
-      <w:r>
-        <w:rPr>
-          <w:rFonts w:asciiTheme="majorHAnsi" w:hAnsiTheme="majorHAnsi"/>
-          <w:lang w:val="en-GB"/>
-        </w:rPr>
-        <w:t>client_secret: CLIENT_SECRET_ABC789 (This is why the call must be from the backend! The secret is never exposed to the user's browser).</w:t>
-      </w:r>
-    </w:p>
-    <w:p>
-      <w:pPr>
-        <w:pStyle w:val="ListParagraph"/>
-        <w:numPr>
-          <w:ilvl w:val="0"/>
-          <w:numId w:val="56"/>
-        </w:numPr>
-        <w:rPr>
-          <w:rFonts w:asciiTheme="majorHAnsi" w:hAnsiTheme="majorHAnsi"/>
-          <w:lang w:val="en-GB"/>
-        </w:rPr>
-      </w:pPr>
-      <w:r>
-        <w:rPr>
-          <w:rFonts w:asciiTheme="majorHAnsi" w:hAnsiTheme="majorHAnsi"/>
-          <w:lang w:val="en-GB"/>
-        </w:rPr>
-        <w:t>Code_verifier: originalCodeVerifier</w:t>
-      </w:r>
-    </w:p>
-    <w:p>
-      <w:pPr>
-        <w:rPr>
-          <w:rFonts w:asciiTheme="majorHAnsi" w:hAnsiTheme="majorHAnsi"/>
-          <w:lang w:val="en-GB"/>
-        </w:rPr>
-      </w:pPr>
-      <w:r>
-        <w:rPr>
-          <w:rFonts w:asciiTheme="majorHAnsi" w:hAnsiTheme="majorHAnsi"/>
-          <w:b/>
-          <w:bCs/>
-          <w:lang w:val="en-GB"/>
-        </w:rPr>
-        <w:t>Step 7</w:t>
-      </w:r>
-      <w:r>
-        <w:rPr>
-          <w:rFonts w:asciiTheme="majorHAnsi" w:hAnsiTheme="majorHAnsi"/>
-          <w:lang w:val="en-GB"/>
-        </w:rPr>
-        <w:t xml:space="preserve"> </w:t>
-      </w:r>
-      <w:r>
-        <w:rPr>
-          <w:rFonts w:asciiTheme="majorHAnsi" w:hAnsiTheme="majorHAnsi"/>
-          <w:lang w:val="en-GB"/>
-        </w:rPr>
-        <w:t xml:space="preserve">: </w:t>
-      </w:r>
-      <w:r>
-        <w:rPr>
-          <w:rFonts w:asciiTheme="majorHAnsi" w:hAnsiTheme="majorHAnsi"/>
-          <w:lang w:val="en-GB"/>
-        </w:rPr>
-        <w:t>Google's Authorization Server receives the request and validates everything:</w:t>
-      </w:r>
-    </w:p>
-    <w:p>
-      <w:pPr>
-        <w:pStyle w:val="ListParagraph"/>
-        <w:numPr>
-          <w:ilvl w:val="0"/>
-          <w:numId w:val="57"/>
-        </w:numPr>
-        <w:rPr>
-          <w:rFonts w:asciiTheme="majorHAnsi" w:hAnsiTheme="majorHAnsi"/>
-          <w:lang w:val="en-GB"/>
-        </w:rPr>
-      </w:pPr>
-      <w:r>
-        <w:rPr>
-          <w:rFonts w:asciiTheme="majorHAnsi" w:hAnsiTheme="majorHAnsi"/>
-          <w:lang w:val="en-GB"/>
-        </w:rPr>
-        <w:t>Checks if the client_id and client_secret are correct.</w:t>
-      </w:r>
-    </w:p>
-    <w:p>
-      <w:pPr>
-        <w:pStyle w:val="ListParagraph"/>
-        <w:numPr>
-          <w:ilvl w:val="0"/>
-          <w:numId w:val="57"/>
-        </w:numPr>
-        <w:rPr>
-          <w:rFonts w:asciiTheme="majorHAnsi" w:hAnsiTheme="majorHAnsi"/>
-          <w:lang w:val="en-GB"/>
-        </w:rPr>
-      </w:pPr>
-      <w:r>
-        <w:rPr>
-          <w:rFonts w:asciiTheme="majorHAnsi" w:hAnsiTheme="majorHAnsi"/>
-          <w:lang w:val="en-GB"/>
-        </w:rPr>
-        <w:t>Checks if the code is valid and hasn't been used before.</w:t>
-      </w:r>
-    </w:p>
-    <w:p>
-      <w:pPr>
-        <w:pStyle w:val="ListParagraph"/>
-        <w:numPr>
-          <w:ilvl w:val="0"/>
-          <w:numId w:val="57"/>
-        </w:numPr>
-        <w:rPr>
-          <w:rFonts w:asciiTheme="majorHAnsi" w:hAnsiTheme="majorHAnsi"/>
-          <w:lang w:val="en-GB"/>
-        </w:rPr>
-      </w:pPr>
-      <w:r>
-        <w:rPr>
-          <w:rFonts w:asciiTheme="majorHAnsi" w:hAnsiTheme="majorHAnsi"/>
-          <w:lang w:val="en-GB"/>
-        </w:rPr>
-        <w:t>Ve</w:t>
-      </w:r>
-      <w:r>
-        <w:rPr>
-          <w:rFonts w:asciiTheme="majorHAnsi" w:hAnsiTheme="majorHAnsi"/>
-          <w:lang w:val="en-GB"/>
-        </w:rPr>
-        <w:t>rifies the redirect_uri matches.</w:t>
-      </w:r>
-    </w:p>
-    <w:p>
-      <w:pPr>
-        <w:rPr>
-          <w:rFonts w:asciiTheme="majorHAnsi" w:hAnsiTheme="majorHAnsi"/>
-          <w:lang w:val="en-GB"/>
-        </w:rPr>
-      </w:pPr>
-      <w:r>
-        <w:rPr>
-          <w:rFonts w:asciiTheme="majorHAnsi" w:hAnsiTheme="majorHAnsi"/>
-          <w:lang w:val="en-GB"/>
-        </w:rPr>
-        <w:t>If all checks pass, the server responds with a JSON payload containing the tokens:</w:t>
-      </w:r>
-    </w:p>
-    <w:p>
-      <w:pPr>
-        <w:pStyle w:val="HTMLPreformatted"/>
-        <w:wordWrap w:val="0"/>
-        <w:spacing w:line="203" w:lineRule="atLeast"/>
-        <w:rPr>
-          <w:rFonts w:ascii="Consolas" w:hAnsi="Consolas"/>
-          <w:color w:val="000000" w:themeColor="text1"/>
-          <w:sz w:val="12"/>
-          <w:szCs w:val="12"/>
-        </w:rPr>
-      </w:pPr>
-      <w:r>
-        <w:rPr>
-          <w:rStyle w:val="token"/>
-          <w:rFonts w:ascii="Consolas" w:hAnsi="Consolas"/>
-          <w:color w:val="000000" w:themeColor="text1"/>
-          <w:sz w:val="12"/>
-          <w:szCs w:val="12"/>
-        </w:rPr>
-        <w:t>{</w:t>
-      </w:r>
-    </w:p>
-    <w:p>
-      <w:pPr>
-        <w:pStyle w:val="HTMLPreformatted"/>
-        <w:wordWrap w:val="0"/>
-        <w:spacing w:line="203" w:lineRule="atLeast"/>
-        <w:rPr>
-          <w:rFonts w:ascii="Consolas" w:hAnsi="Consolas"/>
-          <w:color w:val="000000" w:themeColor="text1"/>
-          <w:sz w:val="12"/>
-          <w:szCs w:val="12"/>
-        </w:rPr>
-      </w:pPr>
-      <w:r>
-        <w:rPr>
-          <w:rFonts w:ascii="Consolas" w:hAnsi="Consolas"/>
-          <w:color w:val="000000" w:themeColor="text1"/>
-          <w:sz w:val="12"/>
-          <w:szCs w:val="12"/>
-        </w:rPr>
-        <w:t xml:space="preserve">  </w:t>
-      </w:r>
-      <w:r>
-        <w:rPr>
-          <w:rStyle w:val="token"/>
-          <w:rFonts w:ascii="Consolas" w:hAnsi="Consolas"/>
-          <w:color w:val="000000" w:themeColor="text1"/>
-          <w:sz w:val="12"/>
-          <w:szCs w:val="12"/>
-        </w:rPr>
-        <w:t>"access_token":</w:t>
-      </w:r>
-      <w:r>
-        <w:rPr>
-          <w:rFonts w:ascii="Consolas" w:hAnsi="Consolas"/>
-          <w:color w:val="000000" w:themeColor="text1"/>
-          <w:sz w:val="12"/>
-          <w:szCs w:val="12"/>
-        </w:rPr>
-        <w:t xml:space="preserve"> </w:t>
-      </w:r>
-      <w:r>
-        <w:rPr>
-          <w:rStyle w:val="token"/>
-          <w:rFonts w:ascii="Consolas" w:hAnsi="Consolas"/>
-          <w:color w:val="000000" w:themeColor="text1"/>
-          <w:sz w:val="12"/>
-          <w:szCs w:val="12"/>
-        </w:rPr>
-        <w:t>"ACCESS_TOKEN_123abc",</w:t>
-      </w:r>
-    </w:p>
-    <w:p>
-      <w:pPr>
-        <w:pStyle w:val="HTMLPreformatted"/>
-        <w:wordWrap w:val="0"/>
-        <w:spacing w:line="203" w:lineRule="atLeast"/>
-        <w:rPr>
-          <w:rFonts w:ascii="Consolas" w:hAnsi="Consolas"/>
-          <w:color w:val="000000" w:themeColor="text1"/>
-          <w:sz w:val="12"/>
-          <w:szCs w:val="12"/>
-        </w:rPr>
-      </w:pPr>
-      <w:r>
-        <w:rPr>
-          <w:rFonts w:ascii="Consolas" w:hAnsi="Consolas"/>
-          <w:color w:val="000000" w:themeColor="text1"/>
-          <w:sz w:val="12"/>
-          <w:szCs w:val="12"/>
-        </w:rPr>
-        <w:t xml:space="preserve">  </w:t>
-      </w:r>
-      <w:r>
-        <w:rPr>
-          <w:rStyle w:val="token"/>
-          <w:rFonts w:ascii="Consolas" w:hAnsi="Consolas"/>
-          <w:color w:val="000000" w:themeColor="text1"/>
-          <w:sz w:val="12"/>
-          <w:szCs w:val="12"/>
-        </w:rPr>
-        <w:t>"token_type":</w:t>
-      </w:r>
-      <w:r>
-        <w:rPr>
-          <w:rFonts w:ascii="Consolas" w:hAnsi="Consolas"/>
-          <w:color w:val="000000" w:themeColor="text1"/>
-          <w:sz w:val="12"/>
-          <w:szCs w:val="12"/>
-        </w:rPr>
-        <w:t xml:space="preserve"> </w:t>
-      </w:r>
-      <w:r>
-        <w:rPr>
-          <w:rStyle w:val="token"/>
-          <w:rFonts w:ascii="Consolas" w:hAnsi="Consolas"/>
-          <w:color w:val="000000" w:themeColor="text1"/>
-          <w:sz w:val="12"/>
-          <w:szCs w:val="12"/>
-        </w:rPr>
-        <w:t>"Bearer",</w:t>
-      </w:r>
-    </w:p>
-    <w:p>
-      <w:pPr>
-        <w:pStyle w:val="HTMLPreformatted"/>
-        <w:wordWrap w:val="0"/>
-        <w:spacing w:line="203" w:lineRule="atLeast"/>
-        <w:rPr>
-          <w:rFonts w:ascii="Consolas" w:hAnsi="Consolas"/>
-          <w:color w:val="000000" w:themeColor="text1"/>
-          <w:sz w:val="12"/>
-          <w:szCs w:val="12"/>
-        </w:rPr>
-      </w:pPr>
-      <w:r>
-        <w:rPr>
-          <w:rFonts w:ascii="Consolas" w:hAnsi="Consolas"/>
-          <w:color w:val="000000" w:themeColor="text1"/>
-          <w:sz w:val="12"/>
-          <w:szCs w:val="12"/>
-        </w:rPr>
-        <w:t xml:space="preserve">  </w:t>
-      </w:r>
-      <w:r>
-        <w:rPr>
-          <w:rStyle w:val="token"/>
-          <w:rFonts w:ascii="Consolas" w:hAnsi="Consolas"/>
-          <w:color w:val="000000" w:themeColor="text1"/>
-          <w:sz w:val="12"/>
-          <w:szCs w:val="12"/>
-        </w:rPr>
-        <w:t>"expires_in":</w:t>
-      </w:r>
-      <w:r>
-        <w:rPr>
-          <w:rFonts w:ascii="Consolas" w:hAnsi="Consolas"/>
-          <w:color w:val="000000" w:themeColor="text1"/>
-          <w:sz w:val="12"/>
-          <w:szCs w:val="12"/>
-        </w:rPr>
-        <w:t xml:space="preserve"> </w:t>
-      </w:r>
-      <w:r>
-        <w:rPr>
-          <w:rStyle w:val="token"/>
-          <w:rFonts w:ascii="Consolas" w:hAnsi="Consolas"/>
-          <w:color w:val="000000" w:themeColor="text1"/>
-          <w:sz w:val="12"/>
-          <w:szCs w:val="12"/>
-        </w:rPr>
-        <w:t>3600,</w:t>
-      </w:r>
-    </w:p>
-    <w:p>
-      <w:pPr>
-        <w:pStyle w:val="HTMLPreformatted"/>
-        <w:wordWrap w:val="0"/>
-        <w:spacing w:line="203" w:lineRule="atLeast"/>
-        <w:rPr>
-          <w:rFonts w:ascii="Consolas" w:hAnsi="Consolas"/>
-          <w:color w:val="000000" w:themeColor="text1"/>
-          <w:sz w:val="12"/>
-          <w:szCs w:val="12"/>
-        </w:rPr>
-      </w:pPr>
-      <w:r>
-        <w:rPr>
-          <w:rFonts w:ascii="Consolas" w:hAnsi="Consolas"/>
-          <w:color w:val="000000" w:themeColor="text1"/>
-          <w:sz w:val="12"/>
-          <w:szCs w:val="12"/>
-        </w:rPr>
-        <w:t xml:space="preserve">  </w:t>
-      </w:r>
-      <w:r>
-        <w:rPr>
-          <w:rStyle w:val="token"/>
-          <w:rFonts w:ascii="Consolas" w:hAnsi="Consolas"/>
-          <w:color w:val="000000" w:themeColor="text1"/>
-          <w:sz w:val="12"/>
-          <w:szCs w:val="12"/>
-        </w:rPr>
-        <w:t>"refresh_token":</w:t>
-      </w:r>
-      <w:r>
-        <w:rPr>
-          <w:rFonts w:ascii="Consolas" w:hAnsi="Consolas"/>
-          <w:color w:val="000000" w:themeColor="text1"/>
-          <w:sz w:val="12"/>
-          <w:szCs w:val="12"/>
-        </w:rPr>
-        <w:t xml:space="preserve"> </w:t>
-      </w:r>
-      <w:r>
-        <w:rPr>
-          <w:rStyle w:val="token"/>
-          <w:rFonts w:ascii="Consolas" w:hAnsi="Consolas"/>
-          <w:color w:val="000000" w:themeColor="text1"/>
-          <w:sz w:val="12"/>
-          <w:szCs w:val="12"/>
-        </w:rPr>
-        <w:t>"REFRESH_TOKEN_456def",</w:t>
-      </w:r>
-    </w:p>
-    <w:p>
-      <w:pPr>
-        <w:pStyle w:val="HTMLPreformatted"/>
-        <w:wordWrap w:val="0"/>
-        <w:spacing w:line="203" w:lineRule="atLeast"/>
-        <w:rPr>
-          <w:rStyle w:val="token"/>
-          <w:rFonts w:ascii="Consolas" w:hAnsi="Consolas"/>
-          <w:color w:val="000000" w:themeColor="text1"/>
-          <w:sz w:val="12"/>
-          <w:szCs w:val="12"/>
-        </w:rPr>
-      </w:pPr>
-      <w:r>
-        <w:rPr>
-          <w:rFonts w:ascii="Consolas" w:hAnsi="Consolas"/>
-          <w:color w:val="000000" w:themeColor="text1"/>
-          <w:sz w:val="12"/>
-          <w:szCs w:val="12"/>
-        </w:rPr>
-        <w:t xml:space="preserve">  </w:t>
-      </w:r>
-      <w:r>
-        <w:rPr>
-          <w:rStyle w:val="token"/>
-          <w:rFonts w:ascii="Consolas" w:hAnsi="Consolas"/>
-          <w:color w:val="000000" w:themeColor="text1"/>
-          <w:sz w:val="12"/>
-          <w:szCs w:val="12"/>
-        </w:rPr>
-        <w:t>"scope":</w:t>
-      </w:r>
-      <w:r>
-        <w:rPr>
-          <w:rFonts w:ascii="Consolas" w:hAnsi="Consolas"/>
-          <w:color w:val="000000" w:themeColor="text1"/>
-          <w:sz w:val="12"/>
-          <w:szCs w:val="12"/>
-        </w:rPr>
-        <w:t xml:space="preserve"> </w:t>
-      </w:r>
-      <w:r>
-        <w:rPr>
-          <w:rStyle w:val="token"/>
-          <w:rFonts w:ascii="Consolas" w:hAnsi="Consolas"/>
-          <w:color w:val="000000" w:themeColor="text1"/>
-          <w:sz w:val="12"/>
-          <w:szCs w:val="12"/>
-        </w:rPr>
-        <w:t>"email profile"</w:t>
-      </w:r>
-      <w:r>
-        <w:rPr>
-          <w:rStyle w:val="token"/>
-          <w:rFonts w:ascii="Consolas" w:hAnsi="Consolas"/>
-          <w:color w:val="000000" w:themeColor="text1"/>
-          <w:sz w:val="12"/>
-          <w:szCs w:val="12"/>
-        </w:rPr>
-        <w:t>,</w:t>
-      </w:r>
-    </w:p>
-    <w:p>
-      <w:pPr>
-        <w:pStyle w:val="HTMLPreformatted"/>
-        <w:wordWrap w:val="0"/>
-        <w:spacing w:line="203" w:lineRule="atLeast"/>
-        <w:rPr>
-          <w:rFonts w:ascii="Consolas" w:hAnsi="Consolas"/>
-          <w:color w:val="000000" w:themeColor="text1"/>
-          <w:sz w:val="12"/>
-          <w:szCs w:val="12"/>
-        </w:rPr>
-      </w:pPr>
-      <w:r>
-        <w:rPr>
-          <w:rStyle w:val="token"/>
-          <w:rFonts w:ascii="Consolas" w:hAnsi="Consolas"/>
-          <w:color w:val="000000" w:themeColor="text1"/>
-          <w:sz w:val="12"/>
-          <w:szCs w:val="12"/>
-        </w:rPr>
-        <w:t xml:space="preserve">  </w:t>
-      </w:r>
-      <w:r>
-        <w:rPr>
-          <w:rStyle w:val="token"/>
-          <w:rFonts w:ascii="Consolas" w:hAnsi="Consolas"/>
-          <w:color w:val="000000" w:themeColor="text1"/>
-          <w:sz w:val="12"/>
-          <w:szCs w:val="12"/>
-        </w:rPr>
-        <w:t>"id_token":</w:t>
-      </w:r>
-      <w:r>
-        <w:rPr>
-          <w:rFonts w:ascii="Consolas" w:hAnsi="Consolas"/>
-          <w:color w:val="000000" w:themeColor="text1"/>
-          <w:sz w:val="12"/>
-          <w:szCs w:val="12"/>
-        </w:rPr>
-        <w:t xml:space="preserve"> </w:t>
-      </w:r>
-      <w:r>
-        <w:rPr>
-          <w:rStyle w:val="token"/>
-          <w:rFonts w:ascii="Consolas" w:hAnsi="Consolas"/>
-          <w:color w:val="000000" w:themeColor="text1"/>
-          <w:sz w:val="12"/>
-          <w:szCs w:val="12"/>
-        </w:rPr>
-        <w:t>"eyJhbGciOiJSUzI1NiIs...",</w:t>
-      </w:r>
-    </w:p>
-    <w:p>
-      <w:pPr>
-        <w:pStyle w:val="HTMLPreformatted"/>
-        <w:wordWrap w:val="0"/>
-        <w:spacing w:line="203" w:lineRule="atLeast"/>
-        <w:rPr>
-          <w:rStyle w:val="token"/>
-          <w:rFonts w:ascii="Consolas" w:hAnsi="Consolas"/>
-          <w:color w:val="000000" w:themeColor="text1"/>
-          <w:sz w:val="12"/>
-          <w:szCs w:val="12"/>
-        </w:rPr>
-      </w:pPr>
-      <w:r>
-        <w:rPr>
-          <w:rStyle w:val="token"/>
-          <w:rFonts w:ascii="Consolas" w:hAnsi="Consolas"/>
-          <w:color w:val="000000" w:themeColor="text1"/>
-          <w:sz w:val="12"/>
-          <w:szCs w:val="12"/>
-        </w:rPr>
-        <w:t>}</w:t>
-      </w:r>
-    </w:p>
-    <w:p>
-      <w:pPr>
-        <w:pStyle w:val="HTMLPreformatted"/>
-        <w:wordWrap w:val="0"/>
-        <w:spacing w:line="203" w:lineRule="atLeast"/>
-        <w:rPr>
-          <w:rFonts w:ascii="Consolas" w:hAnsi="Consolas"/>
-          <w:color w:val="000000" w:themeColor="text1"/>
-          <w:sz w:val="12"/>
-          <w:szCs w:val="12"/>
-        </w:rPr>
-      </w:pPr>
-    </w:p>
-    <w:p>
-      <w:pPr>
-        <w:rPr>
-          <w:rFonts w:asciiTheme="majorHAnsi" w:hAnsiTheme="majorHAnsi"/>
-          <w:lang w:val="en-GB"/>
-        </w:rPr>
-      </w:pPr>
-      <w:r>
-        <w:rPr>
-          <w:rFonts w:asciiTheme="majorHAnsi" w:hAnsiTheme="majorHAnsi"/>
-          <w:b/>
-          <w:bCs/>
-          <w:lang w:val="en-GB"/>
-        </w:rPr>
-        <w:lastRenderedPageBreak/>
-        <w:t>Step 8</w:t>
-      </w:r>
-      <w:r>
-        <w:rPr>
-          <w:rFonts w:asciiTheme="majorHAnsi" w:hAnsiTheme="majorHAnsi"/>
-          <w:lang w:val="en-GB"/>
-        </w:rPr>
-        <w:t xml:space="preserve"> </w:t>
-      </w:r>
-      <w:r>
-        <w:rPr>
-          <w:rFonts w:asciiTheme="majorHAnsi" w:hAnsiTheme="majorHAnsi"/>
-          <w:lang w:val="en-GB"/>
-        </w:rPr>
-        <w:t xml:space="preserve">: </w:t>
-      </w:r>
-      <w:r>
-        <w:rPr>
-          <w:rFonts w:asciiTheme="majorHAnsi" w:hAnsiTheme="majorHAnsi"/>
-          <w:lang w:val="en-GB"/>
-        </w:rPr>
-        <w:t>PhotoApp's backend server now has the</w:t>
-      </w:r>
-      <w:r>
-        <w:rPr>
-          <w:rFonts w:asciiTheme="majorHAnsi" w:hAnsiTheme="majorHAnsi"/>
-          <w:lang w:val="en-GB"/>
-        </w:rPr>
-        <w:t xml:space="preserve"> id_token,</w:t>
-      </w:r>
-      <w:r>
-        <w:rPr>
-          <w:rFonts w:asciiTheme="majorHAnsi" w:hAnsiTheme="majorHAnsi"/>
-          <w:lang w:val="en-GB"/>
-        </w:rPr>
-        <w:t xml:space="preserve"> access token</w:t>
-      </w:r>
-      <w:r>
-        <w:rPr>
-          <w:rFonts w:asciiTheme="majorHAnsi" w:hAnsiTheme="majorHAnsi"/>
-          <w:lang w:val="en-GB"/>
-        </w:rPr>
-        <w:t xml:space="preserve"> and refresh_token</w:t>
-      </w:r>
-      <w:r>
-        <w:rPr>
-          <w:rFonts w:asciiTheme="majorHAnsi" w:hAnsiTheme="majorHAnsi"/>
-          <w:lang w:val="en-GB"/>
-        </w:rPr>
-        <w:t xml:space="preserve">. </w:t>
-      </w:r>
-      <w:r>
-        <w:rPr>
-          <w:rFonts w:asciiTheme="majorHAnsi" w:hAnsiTheme="majorHAnsi"/>
-          <w:lang w:val="en-GB"/>
-        </w:rPr>
-        <w:t xml:space="preserve"> ID_Token is always a JWT. </w:t>
-      </w:r>
-      <w:r>
-        <w:rPr>
-          <w:rFonts w:asciiTheme="majorHAnsi" w:hAnsiTheme="majorHAnsi"/>
-          <w:lang w:val="en-GB"/>
-        </w:rPr>
-        <w:t>PhotoApp validates the ID Token and uses it to</w:t>
-      </w:r>
-      <w:r>
-        <w:rPr>
-          <w:rFonts w:asciiTheme="majorHAnsi" w:hAnsiTheme="majorHAnsi"/>
-          <w:lang w:val="en-GB"/>
-        </w:rPr>
-        <w:t xml:space="preserve"> get basic info, which is sufficient to</w:t>
-      </w:r>
-      <w:r>
-        <w:rPr>
-          <w:rFonts w:asciiTheme="majorHAnsi" w:hAnsiTheme="majorHAnsi"/>
-          <w:lang w:val="en-GB"/>
-        </w:rPr>
-        <w:t xml:space="preserve"> log the user in</w:t>
-      </w:r>
-      <w:r>
-        <w:rPr>
-          <w:rFonts w:asciiTheme="majorHAnsi" w:hAnsiTheme="majorHAnsi"/>
-          <w:lang w:val="en-GB"/>
-        </w:rPr>
-        <w:t>. If it needs more information</w:t>
-      </w:r>
-      <w:r>
-        <w:rPr>
-          <w:rFonts w:asciiTheme="majorHAnsi" w:hAnsiTheme="majorHAnsi"/>
-          <w:lang w:val="en-GB"/>
-        </w:rPr>
-        <w:t xml:space="preserve"> like contact details, content of google drive,</w:t>
-      </w:r>
-      <w:r>
-        <w:rPr>
-          <w:rFonts w:asciiTheme="majorHAnsi" w:hAnsiTheme="majorHAnsi"/>
-          <w:lang w:val="en-GB"/>
-        </w:rPr>
-        <w:t xml:space="preserve"> </w:t>
-      </w:r>
-      <w:r>
-        <w:rPr>
-          <w:rFonts w:asciiTheme="majorHAnsi" w:hAnsiTheme="majorHAnsi"/>
-          <w:lang w:val="en-GB"/>
-        </w:rPr>
-        <w:t>calendar details,</w:t>
-      </w:r>
-      <w:r>
-        <w:rPr>
-          <w:rFonts w:asciiTheme="majorHAnsi" w:hAnsiTheme="majorHAnsi"/>
-          <w:lang w:val="en-GB"/>
-        </w:rPr>
-        <w:t xml:space="preserve"> </w:t>
-      </w:r>
-      <w:r>
-        <w:rPr>
-          <w:rFonts w:asciiTheme="majorHAnsi" w:hAnsiTheme="majorHAnsi"/>
-          <w:lang w:val="en-GB"/>
-        </w:rPr>
-        <w:t xml:space="preserve">It calls the </w:t>
-      </w:r>
-      <w:r>
-        <w:rPr>
-          <w:rFonts w:asciiTheme="majorHAnsi" w:hAnsiTheme="majorHAnsi"/>
-          <w:lang w:val="en-GB"/>
-        </w:rPr>
-        <w:t xml:space="preserve">respective </w:t>
-      </w:r>
-      <w:r>
-        <w:rPr>
-          <w:rFonts w:asciiTheme="majorHAnsi" w:hAnsiTheme="majorHAnsi"/>
-          <w:lang w:val="en-GB"/>
-        </w:rPr>
-        <w:t>Google API</w:t>
-      </w:r>
-      <w:r>
-        <w:rPr>
-          <w:rFonts w:asciiTheme="majorHAnsi" w:hAnsiTheme="majorHAnsi"/>
-          <w:lang w:val="en-GB"/>
-        </w:rPr>
-        <w:t>,</w:t>
-      </w:r>
-      <w:r>
-        <w:rPr>
-          <w:rFonts w:asciiTheme="majorHAnsi" w:hAnsiTheme="majorHAnsi"/>
-          <w:lang w:val="en-GB"/>
-        </w:rPr>
-        <w:t xml:space="preserve"> by placing the</w:t>
-      </w:r>
-      <w:r>
-        <w:rPr>
-          <w:rFonts w:asciiTheme="majorHAnsi" w:hAnsiTheme="majorHAnsi"/>
-          <w:lang w:val="en-GB"/>
-        </w:rPr>
-        <w:t xml:space="preserve"> access</w:t>
-      </w:r>
-      <w:r>
-        <w:rPr>
-          <w:rFonts w:asciiTheme="majorHAnsi" w:hAnsiTheme="majorHAnsi"/>
-          <w:lang w:val="en-GB"/>
-        </w:rPr>
-        <w:t xml:space="preserve"> token in the HTTP header. The API end points are public and can be hardcoded in our application.</w:t>
-      </w:r>
-    </w:p>
-    <w:p>
-      <w:pPr>
-        <w:rPr>
-          <w:rFonts w:asciiTheme="majorHAnsi" w:hAnsiTheme="majorHAnsi"/>
-          <w:i/>
-          <w:iCs/>
-          <w:lang w:val="en-GB"/>
-        </w:rPr>
-      </w:pPr>
-      <w:r>
-        <w:rPr>
-          <w:rFonts w:asciiTheme="majorHAnsi" w:hAnsiTheme="majorHAnsi"/>
-          <w:i/>
-          <w:iCs/>
-          <w:lang w:val="en-GB"/>
-        </w:rPr>
-        <w:t>Authorization: Bearer ACCESS_TOKEN_123abc</w:t>
-      </w:r>
-    </w:p>
-    <w:p>
-      <w:pPr>
-        <w:rPr>
-          <w:rFonts w:asciiTheme="majorHAnsi" w:hAnsiTheme="majorHAnsi"/>
-          <w:lang w:val="en-GB"/>
-        </w:rPr>
-      </w:pPr>
-      <w:r>
-        <w:rPr>
-          <w:rFonts w:asciiTheme="majorHAnsi" w:hAnsiTheme="majorHAnsi"/>
-          <w:b/>
-          <w:bCs/>
-          <w:lang w:val="en-GB"/>
-        </w:rPr>
-        <w:t>Step 9</w:t>
-      </w:r>
-      <w:r>
-        <w:rPr>
-          <w:rFonts w:asciiTheme="majorHAnsi" w:hAnsiTheme="majorHAnsi"/>
-          <w:lang w:val="en-GB"/>
-        </w:rPr>
-        <w:t xml:space="preserve">: </w:t>
-      </w:r>
-      <w:r>
-        <w:rPr>
-          <w:rFonts w:asciiTheme="majorHAnsi" w:hAnsiTheme="majorHAnsi"/>
-          <w:lang w:val="en-GB"/>
-        </w:rPr>
-        <w:t>The Google Resource Server receives the API request.</w:t>
-      </w:r>
-    </w:p>
-    <w:p>
-      <w:pPr>
-        <w:rPr>
-          <w:rFonts w:asciiTheme="majorHAnsi" w:hAnsiTheme="majorHAnsi"/>
-          <w:lang w:val="en-GB"/>
-        </w:rPr>
-      </w:pPr>
-      <w:r>
-        <w:rPr>
-          <w:rFonts w:asciiTheme="majorHAnsi" w:hAnsiTheme="majorHAnsi"/>
-          <w:lang w:val="en-GB"/>
-        </w:rPr>
-        <w:t xml:space="preserve">If the Access Token is a JWT (JSON Web Token): The </w:t>
-      </w:r>
-      <w:r>
-        <w:rPr>
-          <w:rFonts w:asciiTheme="majorHAnsi" w:hAnsiTheme="majorHAnsi"/>
-          <w:lang w:val="en-GB"/>
-        </w:rPr>
-        <w:t xml:space="preserve">Google Resource </w:t>
-      </w:r>
-      <w:r>
-        <w:rPr>
-          <w:rFonts w:asciiTheme="majorHAnsi" w:hAnsiTheme="majorHAnsi"/>
-          <w:lang w:val="en-GB"/>
-        </w:rPr>
-        <w:t>server can validate the token's signature locally using a public key, verifying it was issued by Google and hasn't been tampered with. This is fast and efficient.</w:t>
-      </w:r>
-    </w:p>
-    <w:p>
-      <w:pPr>
-        <w:rPr>
-          <w:rFonts w:asciiTheme="majorHAnsi" w:hAnsiTheme="majorHAnsi"/>
-          <w:lang w:val="en-GB"/>
-        </w:rPr>
-      </w:pPr>
-      <w:r>
-        <w:rPr>
-          <w:rFonts w:asciiTheme="majorHAnsi" w:hAnsiTheme="majorHAnsi"/>
-          <w:lang w:val="en-GB"/>
-        </w:rPr>
-        <w:t xml:space="preserve">If the Token is Opaque: The </w:t>
-      </w:r>
-      <w:r>
-        <w:rPr>
-          <w:rFonts w:asciiTheme="majorHAnsi" w:hAnsiTheme="majorHAnsi"/>
-          <w:lang w:val="en-GB"/>
-        </w:rPr>
-        <w:t xml:space="preserve">Google </w:t>
-      </w:r>
-      <w:r>
-        <w:rPr>
-          <w:rFonts w:asciiTheme="majorHAnsi" w:hAnsiTheme="majorHAnsi"/>
-          <w:lang w:val="en-GB"/>
-        </w:rPr>
-        <w:t>Resource Server makes a call to Google's int</w:t>
-      </w:r>
-      <w:r>
-        <w:rPr>
-          <w:rFonts w:asciiTheme="majorHAnsi" w:hAnsiTheme="majorHAnsi"/>
-          <w:lang w:val="en-GB"/>
-        </w:rPr>
-        <w:t>ernal</w:t>
-      </w:r>
-      <w:r>
-        <w:rPr>
-          <w:rFonts w:asciiTheme="majorHAnsi" w:hAnsiTheme="majorHAnsi"/>
-          <w:lang w:val="en-GB"/>
-        </w:rPr>
-        <w:t xml:space="preserve"> endpoint (/tokeninfo) to ask, "Is this token valid and what are its details?"</w:t>
-      </w:r>
-    </w:p>
-    <w:p>
-      <w:pPr>
-        <w:rPr>
-          <w:rFonts w:asciiTheme="majorHAnsi" w:hAnsiTheme="majorHAnsi"/>
-          <w:lang w:val="en-GB"/>
-        </w:rPr>
-      </w:pPr>
-      <w:r>
-        <w:rPr>
-          <w:rFonts w:asciiTheme="majorHAnsi" w:hAnsiTheme="majorHAnsi"/>
-          <w:b/>
-          <w:bCs/>
-          <w:lang w:val="en-GB"/>
-        </w:rPr>
-        <w:t>Step10</w:t>
-      </w:r>
-      <w:r>
-        <w:rPr>
-          <w:rFonts w:asciiTheme="majorHAnsi" w:hAnsiTheme="majorHAnsi"/>
-          <w:lang w:val="en-GB"/>
-        </w:rPr>
-        <w:t xml:space="preserve"> : </w:t>
-      </w:r>
-      <w:r>
-        <w:rPr>
-          <w:rFonts w:asciiTheme="majorHAnsi" w:hAnsiTheme="majorHAnsi"/>
-          <w:lang w:val="en-GB"/>
-        </w:rPr>
-        <w:t>After successful validation, the Google Resource Server fulfills the API request and returns the protected data (e.g.,</w:t>
-      </w:r>
-      <w:r>
-        <w:rPr>
-          <w:rFonts w:asciiTheme="majorHAnsi" w:hAnsiTheme="majorHAnsi"/>
-          <w:lang w:val="en-GB"/>
-        </w:rPr>
-        <w:t>drive files, calendar events, contact details</w:t>
-      </w:r>
-      <w:r>
-        <w:rPr>
-          <w:rFonts w:asciiTheme="majorHAnsi" w:hAnsiTheme="majorHAnsi"/>
-          <w:lang w:val="en-GB"/>
-        </w:rPr>
-        <w:t>) to PhotoApp's backend server. PhotoApp can then use this data</w:t>
-      </w:r>
-      <w:r>
-        <w:rPr>
-          <w:rFonts w:asciiTheme="majorHAnsi" w:hAnsiTheme="majorHAnsi"/>
-          <w:lang w:val="en-GB"/>
-        </w:rPr>
-        <w:t xml:space="preserve"> as per convience</w:t>
-      </w:r>
-      <w:r>
-        <w:rPr>
-          <w:rFonts w:asciiTheme="majorHAnsi" w:hAnsiTheme="majorHAnsi"/>
-          <w:lang w:val="en-GB"/>
-        </w:rPr>
-        <w:t>.</w:t>
-      </w:r>
-    </w:p>
-    <w:p>
-      <w:pPr>
-        <w:rPr>
-          <w:rFonts w:asciiTheme="majorHAnsi" w:hAnsiTheme="majorHAnsi"/>
-          <w:lang w:val="en-GB"/>
-        </w:rPr>
-      </w:pPr>
-      <w:r>
-        <w:rPr>
-          <w:rFonts w:asciiTheme="majorHAnsi" w:hAnsiTheme="majorHAnsi"/>
-          <w:lang w:val="en-GB"/>
-        </w:rPr>
-        <w:t xml:space="preserve">Note: When the access_token expires after 3600 seconds (1 hour), PhotoApp's backend doesn't need to bother the user to log in again. It can use the refresh_token to get a new access_token silently by making another server-to-server request to Google's token endpoint with </w:t>
-      </w:r>
-      <w:r>
-        <w:rPr>
-          <w:rFonts w:asciiTheme="majorHAnsi" w:hAnsiTheme="majorHAnsi"/>
-          <w:i/>
-          <w:iCs/>
-          <w:lang w:val="en-GB"/>
-        </w:rPr>
-        <w:t>grant_type=refresh_token</w:t>
-      </w:r>
-      <w:r>
-        <w:rPr>
-          <w:rFonts w:asciiTheme="majorHAnsi" w:hAnsiTheme="majorHAnsi"/>
-          <w:lang w:val="en-GB"/>
-        </w:rPr>
-        <w:t>.</w:t>
       </w:r>
     </w:p>
     <w:sectPr>
@@ -31954,7 +29865,7 @@
 </file>
 
 <file path=customXml/itemProps1.xml><?xml version="1.0" encoding="utf-8"?>
-<ds:datastoreItem xmlns:ds="http://schemas.openxmlformats.org/officeDocument/2006/customXml" ds:itemID="{99A9A2C3-32C2-4F10-B84A-6E4AEC2DE5E4}">
+<ds:datastoreItem xmlns:ds="http://schemas.openxmlformats.org/officeDocument/2006/customXml" ds:itemID="{9C540549-0FC0-4E0D-B9F1-D0B00F2A72DE}">
   <ds:schemaRefs>
     <ds:schemaRef ds:uri="http://schemas.openxmlformats.org/officeDocument/2006/bibliography"/>
   </ds:schemaRefs>

--- a/note/Spring Security.docx
+++ b/note/Spring Security.docx
@@ -14826,6 +14826,30 @@
           <w:rFonts w:asciiTheme="majorHAnsi" w:hAnsiTheme="majorHAnsi"/>
           <w:lang w:val="en-GB"/>
         </w:rPr>
+        <w:t xml:space="preserve">Definition: </w:t>
+      </w:r>
+      <w:r>
+        <w:t>OAuth 2.0 is an industry-standard authorization framework used to allow one application (client) to securely access resources on behalf of a user without sharing passwords. We can implement authorization for oAuth2.0 using external identity providers (Google, GitHub, facebook,</w:t>
+      </w:r>
+      <w:r>
+        <w:t xml:space="preserve"> </w:t>
+      </w:r>
+      <w:r>
+        <w:t>Okta)</w:t>
+      </w:r>
+    </w:p>
+    <w:p>
+      <w:pPr>
+        <w:rPr>
+          <w:rFonts w:asciiTheme="majorHAnsi" w:hAnsiTheme="majorHAnsi"/>
+          <w:lang w:val="en-GB"/>
+        </w:rPr>
+      </w:pPr>
+      <w:r>
+        <w:rPr>
+          <w:rFonts w:asciiTheme="majorHAnsi" w:hAnsiTheme="majorHAnsi"/>
+          <w:lang w:val="en-GB"/>
+        </w:rPr>
         <w:t>4 important roles in oAuth2.0</w:t>
       </w:r>
     </w:p>
@@ -15506,6 +15530,7 @@
           <w:rFonts w:asciiTheme="majorHAnsi" w:hAnsiTheme="majorHAnsi"/>
           <w:lang w:val="en-GB"/>
         </w:rPr>
+        <w:lastRenderedPageBreak/>
         <w:t>Implementing  oAuth2.0 using Authorization Code Grant and Refresh Code Grant</w:t>
       </w:r>
     </w:p>
@@ -15536,7 +15561,6 @@
           <w:rFonts w:asciiTheme="majorHAnsi" w:hAnsiTheme="majorHAnsi"/>
           <w:lang w:val="en-GB"/>
         </w:rPr>
-        <w:lastRenderedPageBreak/>
         <w:t>Hence Client is</w:t>
       </w:r>
       <w:r>
@@ -16251,6 +16275,7 @@
           <w:bCs/>
           <w:lang w:val="en-GB"/>
         </w:rPr>
+        <w:lastRenderedPageBreak/>
         <w:t>Step 5</w:t>
       </w:r>
       <w:r>
@@ -16323,7 +16348,6 @@
           <w:rFonts w:asciiTheme="majorHAnsi" w:hAnsiTheme="majorHAnsi"/>
           <w:lang w:val="en-GB"/>
         </w:rPr>
-        <w:lastRenderedPageBreak/>
         <w:t>code: AUTH_CODE_XYZ123 (The precious authorization code).</w:t>
       </w:r>
     </w:p>
@@ -17181,6 +17205,7 @@
           <w:rFonts w:asciiTheme="majorHAnsi" w:hAnsiTheme="majorHAnsi"/>
           <w:lang w:val="en-GB"/>
         </w:rPr>
+        <w:lastRenderedPageBreak/>
         <w:t xml:space="preserve">If the Token is Opaque: The </w:t>
       </w:r>
       <w:r>
@@ -17226,7 +17251,6 @@
           <w:bCs/>
           <w:lang w:val="en-GB"/>
         </w:rPr>
-        <w:lastRenderedPageBreak/>
         <w:t>Step10</w:t>
       </w:r>
       <w:r>
@@ -29865,7 +29889,7 @@
 </file>
 
 <file path=customXml/itemProps1.xml><?xml version="1.0" encoding="utf-8"?>
-<ds:datastoreItem xmlns:ds="http://schemas.openxmlformats.org/officeDocument/2006/customXml" ds:itemID="{9C540549-0FC0-4E0D-B9F1-D0B00F2A72DE}">
+<ds:datastoreItem xmlns:ds="http://schemas.openxmlformats.org/officeDocument/2006/customXml" ds:itemID="{DD10D357-5E74-4066-85B7-C15C739D87EF}">
   <ds:schemaRefs>
     <ds:schemaRef ds:uri="http://schemas.openxmlformats.org/officeDocument/2006/bibliography"/>
   </ds:schemaRefs>
